--- a/assets/files/AMAS-application-form-th.docx
+++ b/assets/files/AMAS-application-form-th.docx
@@ -10,7 +10,7 @@
         <w:keepLines w:val="0"/>
         <w:widowControl/>
         <w:suppressLineNumbers w:val="0"/>
-        <w:spacing w:before="0" w:beforeAutospacing="0" w:after="362" w:afterAutospacing="0" w:line="21" w:lineRule="atLeast"/>
+        <w:spacing w:before="0" w:beforeAutospacing="0" w:after="362" w:afterAutospacing="0" w:line="26" w:lineRule="atLeast"/>
         <w:ind w:left="0" w:right="0"/>
         <w:jc w:val="center"/>
         <w:rPr>
@@ -40,9 +40,9 @@
         <w:widowControl/>
         <w:suppressLineNumbers w:val="0"/>
         <w:pBdr>
-          <w:bottom w:val="double" w:color="8A6A1F" w:sz="4" w:space="10"/>
+          <w:bottom w:val="double" w:color="8A6A1F" w:sz="6" w:space="10"/>
         </w:pBdr>
-        <w:spacing w:after="280" w:afterAutospacing="0" w:line="21" w:lineRule="atLeast"/>
+        <w:spacing w:after="280" w:afterAutospacing="0" w:line="26" w:lineRule="atLeast"/>
         <w:jc w:val="center"/>
         <w:rPr>
           <w:rFonts w:hint="default" w:ascii="Georgia" w:hAnsi="Georgia" w:eastAsia="Georgia" w:cs="Georgia"/>
@@ -70,9 +70,9 @@
         <w:widowControl/>
         <w:suppressLineNumbers w:val="0"/>
         <w:pBdr>
-          <w:bottom w:val="double" w:color="8A6A1F" w:sz="4" w:space="10"/>
+          <w:bottom w:val="double" w:color="8A6A1F" w:sz="6" w:space="10"/>
         </w:pBdr>
-        <w:spacing w:before="160" w:beforeAutospacing="0" w:after="280" w:afterAutospacing="0" w:line="21" w:lineRule="atLeast"/>
+        <w:spacing w:before="160" w:beforeAutospacing="0" w:after="280" w:afterAutospacing="0" w:line="26" w:lineRule="atLeast"/>
         <w:jc w:val="center"/>
         <w:rPr>
           <w:rFonts w:ascii="Leelawadee UI" w:hAnsi="Leelawadee UI" w:eastAsia="Leelawadee UI" w:cs="Leelawadee UI"/>
@@ -106,7 +106,7 @@
         <w:keepLines w:val="0"/>
         <w:widowControl/>
         <w:suppressLineNumbers w:val="0"/>
-        <w:spacing w:line="21" w:lineRule="atLeast"/>
+        <w:spacing w:line="26" w:lineRule="atLeast"/>
       </w:pPr>
       <w:r>
         <w:rPr>
@@ -208,7 +208,7 @@
               <w:keepLines w:val="0"/>
               <w:widowControl/>
               <w:suppressLineNumbers w:val="0"/>
-              <w:spacing w:line="23" w:lineRule="atLeast"/>
+              <w:spacing w:line="28" w:lineRule="atLeast"/>
               <w:jc w:val="left"/>
               <w:textAlignment w:val="center"/>
               <w:rPr>
@@ -282,17 +282,39 @@
                 <w:cs/>
                 <w:lang w:val="th-TH" w:bidi="th-TH"/>
               </w:rPr>
-              <w:t xml:space="preserve">ประกาศนียบัตรบัณฑิต </w:t>
-            </w:r>
-            <w:r>
-              <w:rPr>
-                <w:rFonts w:hint="default" w:ascii="Leelawadee UI" w:hAnsi="Leelawadee UI" w:eastAsia="Leelawadee UI" w:cs="Leelawadee UI"/>
-                <w:color w:val="26221A"/>
-                <w:sz w:val="20"/>
-                <w:szCs w:val="20"/>
-                <w:bdr w:val="none" w:color="auto" w:sz="0" w:space="0"/>
-              </w:rPr>
-              <w:t xml:space="preserve">G.DIP   ☐ </w:t>
+              <w:t>หลักสูตรผู้นำฆราวาส</w:t>
+            </w:r>
+            <w:r>
+              <w:rPr>
+                <w:rFonts w:hint="default" w:ascii="Leelawadee UI" w:hAnsi="Leelawadee UI" w:eastAsia="Leelawadee UI" w:cs="Leelawadee UI"/>
+                <w:color w:val="26221A"/>
+                <w:sz w:val="20"/>
+                <w:szCs w:val="20"/>
+                <w:bdr w:val="none" w:color="auto" w:sz="0" w:space="0"/>
+              </w:rPr>
+              <w:t xml:space="preserve">   ☐ </w:t>
+            </w:r>
+            <w:r>
+              <w:rPr>
+                <w:rFonts w:hint="default" w:ascii="Leelawadee UI" w:hAnsi="Leelawadee UI" w:eastAsia="Leelawadee UI" w:cs="Leelawadee UI"/>
+                <w:color w:val="26221A"/>
+                <w:sz w:val="20"/>
+                <w:szCs w:val="20"/>
+                <w:bdr w:val="none" w:color="auto" w:sz="0" w:space="0"/>
+                <w:cs/>
+                <w:lang w:val="th-TH" w:bidi="th-TH"/>
+              </w:rPr>
+              <w:t>ประกาศนียบัตรศิษยาภิบาล</w:t>
+            </w:r>
+            <w:r>
+              <w:rPr>
+                <w:rFonts w:hint="default" w:ascii="Leelawadee UI" w:hAnsi="Leelawadee UI" w:eastAsia="Leelawadee UI" w:cs="Leelawadee UI"/>
+                <w:color w:val="26221A"/>
+                <w:sz w:val="20"/>
+                <w:szCs w:val="20"/>
+                <w:bdr w:val="none" w:color="auto" w:sz="0" w:space="0"/>
+              </w:rPr>
+              <w:t xml:space="preserve">   ☐ G.Dip   ☐ </w:t>
             </w:r>
             <w:r>
               <w:rPr>
@@ -425,7 +447,7 @@
         <w:keepLines w:val="0"/>
         <w:widowControl/>
         <w:suppressLineNumbers w:val="0"/>
-        <w:spacing w:line="21" w:lineRule="atLeast"/>
+        <w:spacing w:line="26" w:lineRule="atLeast"/>
       </w:pPr>
       <w:r>
         <w:rPr>
@@ -518,7 +540,7 @@
               <w:keepLines w:val="0"/>
               <w:widowControl/>
               <w:suppressLineNumbers w:val="0"/>
-              <w:spacing w:line="21" w:lineRule="atLeast"/>
+              <w:spacing w:line="26" w:lineRule="atLeast"/>
               <w:jc w:val="center"/>
               <w:textAlignment w:val="center"/>
               <w:rPr>
@@ -637,7 +659,7 @@
               <w:keepLines w:val="0"/>
               <w:widowControl/>
               <w:suppressLineNumbers w:val="0"/>
-              <w:spacing w:line="21" w:lineRule="atLeast"/>
+              <w:spacing w:line="26" w:lineRule="atLeast"/>
               <w:jc w:val="center"/>
               <w:textAlignment w:val="center"/>
               <w:rPr>
@@ -756,7 +778,7 @@
               <w:keepLines w:val="0"/>
               <w:widowControl/>
               <w:suppressLineNumbers w:val="0"/>
-              <w:spacing w:line="21" w:lineRule="atLeast"/>
+              <w:spacing w:line="26" w:lineRule="atLeast"/>
               <w:jc w:val="center"/>
               <w:textAlignment w:val="center"/>
               <w:rPr>
@@ -808,7 +830,7 @@
               <w:keepLines w:val="0"/>
               <w:widowControl/>
               <w:suppressLineNumbers w:val="0"/>
-              <w:spacing w:line="23" w:lineRule="atLeast"/>
+              <w:spacing w:line="28" w:lineRule="atLeast"/>
               <w:jc w:val="left"/>
               <w:textAlignment w:val="center"/>
               <w:rPr>
@@ -861,386 +883,6 @@
                 <w:lang w:val="th-TH" w:bidi="th-TH"/>
               </w:rPr>
               <w:t>หญิง</w:t>
-            </w:r>
-          </w:p>
-        </w:tc>
-      </w:tr>
-      <w:tr>
-        <w:tblPrEx>
-          <w:tblBorders>
-            <w:top w:val="none" w:color="auto" w:sz="0" w:space="0"/>
-            <w:left w:val="none" w:color="auto" w:sz="0" w:space="0"/>
-            <w:bottom w:val="none" w:color="auto" w:sz="0" w:space="0"/>
-            <w:right w:val="none" w:color="auto" w:sz="0" w:space="0"/>
-            <w:insideH w:val="none" w:color="auto" w:sz="0" w:space="0"/>
-            <w:insideV w:val="none" w:color="auto" w:sz="0" w:space="0"/>
-          </w:tblBorders>
-          <w:tblCellMar>
-            <w:top w:w="15" w:type="dxa"/>
-            <w:left w:w="15" w:type="dxa"/>
-            <w:bottom w:w="15" w:type="dxa"/>
-            <w:right w:w="15" w:type="dxa"/>
-          </w:tblCellMar>
-        </w:tblPrEx>
-        <w:tc>
-          <w:tcPr>
-            <w:tcW w:w="800" w:type="pct"/>
-            <w:tcBorders>
-              <w:top w:val="single" w:color="8A7A55" w:sz="6" w:space="0"/>
-              <w:left w:val="single" w:color="8A7A55" w:sz="6" w:space="0"/>
-              <w:bottom w:val="single" w:color="8A7A55" w:sz="6" w:space="0"/>
-              <w:right w:val="single" w:color="8A7A55" w:sz="6" w:space="0"/>
-            </w:tcBorders>
-            <w:shd w:val="clear" w:color="auto" w:fill="F8F4E8"/>
-            <w:tcMar>
-              <w:top w:w="100" w:type="dxa"/>
-              <w:left w:w="140" w:type="dxa"/>
-              <w:bottom w:w="100" w:type="dxa"/>
-              <w:right w:w="140" w:type="dxa"/>
-            </w:tcMar>
-            <w:vAlign w:val="center"/>
-          </w:tcPr>
-          <w:p>
-            <w:pPr>
-              <w:keepNext w:val="0"/>
-              <w:keepLines w:val="0"/>
-              <w:widowControl/>
-              <w:suppressLineNumbers w:val="0"/>
-              <w:spacing w:line="21" w:lineRule="atLeast"/>
-              <w:jc w:val="center"/>
-              <w:textAlignment w:val="center"/>
-              <w:rPr>
-                <w:rFonts w:hint="default" w:ascii="Leelawadee UI" w:hAnsi="Leelawadee UI" w:eastAsia="Leelawadee UI" w:cs="Leelawadee UI"/>
-                <w:b/>
-                <w:bCs/>
-                <w:color w:val="26221A"/>
-                <w:sz w:val="20"/>
-                <w:szCs w:val="20"/>
-              </w:rPr>
-            </w:pPr>
-            <w:r>
-              <w:rPr>
-                <w:rFonts w:hint="default" w:ascii="Leelawadee UI" w:hAnsi="Leelawadee UI" w:eastAsia="Leelawadee UI" w:cs="Leelawadee UI"/>
-                <w:b/>
-                <w:bCs/>
-                <w:color w:val="26221A"/>
-                <w:sz w:val="20"/>
-                <w:szCs w:val="20"/>
-                <w:bdr w:val="none" w:color="auto" w:sz="0" w:space="0"/>
-                <w:cs/>
-                <w:lang w:val="th-TH" w:bidi="th-TH"/>
-              </w:rPr>
-              <w:t>เดือน</w:t>
-            </w:r>
-            <w:r>
-              <w:rPr>
-                <w:rFonts w:hint="default" w:ascii="Leelawadee UI" w:hAnsi="Leelawadee UI" w:eastAsia="Leelawadee UI" w:cs="Leelawadee UI"/>
-                <w:b/>
-                <w:bCs/>
-                <w:color w:val="26221A"/>
-                <w:sz w:val="20"/>
-                <w:szCs w:val="20"/>
-                <w:bdr w:val="none" w:color="auto" w:sz="0" w:space="0"/>
-              </w:rPr>
-              <w:t>/</w:t>
-            </w:r>
-            <w:r>
-              <w:rPr>
-                <w:rFonts w:hint="default" w:ascii="Leelawadee UI" w:hAnsi="Leelawadee UI" w:eastAsia="Leelawadee UI" w:cs="Leelawadee UI"/>
-                <w:b/>
-                <w:bCs/>
-                <w:color w:val="26221A"/>
-                <w:sz w:val="20"/>
-                <w:szCs w:val="20"/>
-                <w:bdr w:val="none" w:color="auto" w:sz="0" w:space="0"/>
-                <w:cs/>
-                <w:lang w:val="th-TH" w:bidi="th-TH"/>
-              </w:rPr>
-              <w:t>ปีเกิด</w:t>
-            </w:r>
-          </w:p>
-        </w:tc>
-        <w:tc>
-          <w:tcPr>
-            <w:tcW w:w="0" w:type="auto"/>
-            <w:tcBorders>
-              <w:top w:val="single" w:color="8A7A55" w:sz="6" w:space="0"/>
-              <w:left w:val="single" w:color="8A7A55" w:sz="6" w:space="0"/>
-              <w:bottom w:val="single" w:color="8A7A55" w:sz="6" w:space="0"/>
-              <w:right w:val="single" w:color="8A7A55" w:sz="6" w:space="0"/>
-            </w:tcBorders>
-            <w:shd w:val="clear"/>
-            <w:tcMar>
-              <w:top w:w="100" w:type="dxa"/>
-              <w:left w:w="140" w:type="dxa"/>
-              <w:bottom w:w="100" w:type="dxa"/>
-              <w:right w:w="140" w:type="dxa"/>
-            </w:tcMar>
-            <w:vAlign w:val="center"/>
-          </w:tcPr>
-          <w:p>
-            <w:pPr>
-              <w:rPr>
-                <w:rFonts w:hint="default" w:ascii="Leelawadee UI" w:hAnsi="Leelawadee UI" w:eastAsia="Leelawadee UI" w:cs="Leelawadee UI"/>
-                <w:color w:val="26221A"/>
-                <w:sz w:val="20"/>
-                <w:szCs w:val="20"/>
-              </w:rPr>
-            </w:pPr>
-          </w:p>
-        </w:tc>
-        <w:tc>
-          <w:tcPr>
-            <w:tcW w:w="800" w:type="pct"/>
-            <w:tcBorders>
-              <w:top w:val="single" w:color="8A7A55" w:sz="6" w:space="0"/>
-              <w:left w:val="single" w:color="8A7A55" w:sz="6" w:space="0"/>
-              <w:bottom w:val="single" w:color="8A7A55" w:sz="6" w:space="0"/>
-              <w:right w:val="single" w:color="8A7A55" w:sz="6" w:space="0"/>
-            </w:tcBorders>
-            <w:shd w:val="clear" w:color="auto" w:fill="F8F4E8"/>
-            <w:tcMar>
-              <w:top w:w="100" w:type="dxa"/>
-              <w:left w:w="140" w:type="dxa"/>
-              <w:bottom w:w="100" w:type="dxa"/>
-              <w:right w:w="140" w:type="dxa"/>
-            </w:tcMar>
-            <w:vAlign w:val="center"/>
-          </w:tcPr>
-          <w:p>
-            <w:pPr>
-              <w:keepNext w:val="0"/>
-              <w:keepLines w:val="0"/>
-              <w:widowControl/>
-              <w:suppressLineNumbers w:val="0"/>
-              <w:spacing w:line="21" w:lineRule="atLeast"/>
-              <w:jc w:val="center"/>
-              <w:textAlignment w:val="center"/>
-              <w:rPr>
-                <w:rFonts w:hint="default" w:ascii="Leelawadee UI" w:hAnsi="Leelawadee UI" w:eastAsia="Leelawadee UI" w:cs="Leelawadee UI"/>
-                <w:b/>
-                <w:bCs/>
-                <w:color w:val="26221A"/>
-                <w:sz w:val="20"/>
-                <w:szCs w:val="20"/>
-              </w:rPr>
-            </w:pPr>
-            <w:r>
-              <w:rPr>
-                <w:rFonts w:hint="default" w:ascii="Leelawadee UI" w:hAnsi="Leelawadee UI" w:eastAsia="Leelawadee UI" w:cs="Leelawadee UI"/>
-                <w:b/>
-                <w:bCs/>
-                <w:color w:val="26221A"/>
-                <w:sz w:val="20"/>
-                <w:szCs w:val="20"/>
-                <w:bdr w:val="none" w:color="auto" w:sz="0" w:space="0"/>
-                <w:cs/>
-                <w:lang w:val="th-TH" w:bidi="th-TH"/>
-              </w:rPr>
-              <w:t>สัญชาติ</w:t>
-            </w:r>
-          </w:p>
-        </w:tc>
-        <w:tc>
-          <w:tcPr>
-            <w:tcW w:w="0" w:type="auto"/>
-            <w:tcBorders>
-              <w:top w:val="single" w:color="8A7A55" w:sz="6" w:space="0"/>
-              <w:left w:val="single" w:color="8A7A55" w:sz="6" w:space="0"/>
-              <w:bottom w:val="single" w:color="8A7A55" w:sz="6" w:space="0"/>
-              <w:right w:val="single" w:color="8A7A55" w:sz="6" w:space="0"/>
-            </w:tcBorders>
-            <w:shd w:val="clear"/>
-            <w:tcMar>
-              <w:top w:w="100" w:type="dxa"/>
-              <w:left w:w="140" w:type="dxa"/>
-              <w:bottom w:w="100" w:type="dxa"/>
-              <w:right w:w="140" w:type="dxa"/>
-            </w:tcMar>
-            <w:vAlign w:val="center"/>
-          </w:tcPr>
-          <w:p>
-            <w:pPr>
-              <w:rPr>
-                <w:rFonts w:hint="default" w:ascii="Leelawadee UI" w:hAnsi="Leelawadee UI" w:eastAsia="Leelawadee UI" w:cs="Leelawadee UI"/>
-                <w:color w:val="26221A"/>
-                <w:sz w:val="20"/>
-                <w:szCs w:val="20"/>
-              </w:rPr>
-            </w:pPr>
-          </w:p>
-        </w:tc>
-        <w:tc>
-          <w:tcPr>
-            <w:tcW w:w="800" w:type="pct"/>
-            <w:tcBorders>
-              <w:top w:val="single" w:color="8A7A55" w:sz="6" w:space="0"/>
-              <w:left w:val="single" w:color="8A7A55" w:sz="6" w:space="0"/>
-              <w:bottom w:val="single" w:color="8A7A55" w:sz="6" w:space="0"/>
-              <w:right w:val="single" w:color="8A7A55" w:sz="6" w:space="0"/>
-            </w:tcBorders>
-            <w:shd w:val="clear" w:color="auto" w:fill="F8F4E8"/>
-            <w:tcMar>
-              <w:top w:w="100" w:type="dxa"/>
-              <w:left w:w="140" w:type="dxa"/>
-              <w:bottom w:w="100" w:type="dxa"/>
-              <w:right w:w="140" w:type="dxa"/>
-            </w:tcMar>
-            <w:vAlign w:val="center"/>
-          </w:tcPr>
-          <w:p>
-            <w:pPr>
-              <w:keepNext w:val="0"/>
-              <w:keepLines w:val="0"/>
-              <w:widowControl/>
-              <w:suppressLineNumbers w:val="0"/>
-              <w:spacing w:line="21" w:lineRule="atLeast"/>
-              <w:jc w:val="center"/>
-              <w:textAlignment w:val="center"/>
-              <w:rPr>
-                <w:rFonts w:hint="default" w:ascii="Leelawadee UI" w:hAnsi="Leelawadee UI" w:eastAsia="Leelawadee UI" w:cs="Leelawadee UI"/>
-                <w:b/>
-                <w:bCs/>
-                <w:color w:val="26221A"/>
-                <w:sz w:val="20"/>
-                <w:szCs w:val="20"/>
-              </w:rPr>
-            </w:pPr>
-            <w:r>
-              <w:rPr>
-                <w:rFonts w:hint="default" w:ascii="Leelawadee UI" w:hAnsi="Leelawadee UI" w:eastAsia="Leelawadee UI" w:cs="Leelawadee UI"/>
-                <w:b/>
-                <w:bCs/>
-                <w:color w:val="26221A"/>
-                <w:sz w:val="20"/>
-                <w:szCs w:val="20"/>
-                <w:bdr w:val="none" w:color="auto" w:sz="0" w:space="0"/>
-                <w:cs/>
-                <w:lang w:val="th-TH" w:bidi="th-TH"/>
-              </w:rPr>
-              <w:t>ภาษาที่ใช้</w:t>
-            </w:r>
-          </w:p>
-        </w:tc>
-        <w:tc>
-          <w:tcPr>
-            <w:tcW w:w="0" w:type="auto"/>
-            <w:tcBorders>
-              <w:top w:val="single" w:color="8A7A55" w:sz="6" w:space="0"/>
-              <w:left w:val="single" w:color="8A7A55" w:sz="6" w:space="0"/>
-              <w:bottom w:val="single" w:color="8A7A55" w:sz="6" w:space="0"/>
-              <w:right w:val="single" w:color="8A7A55" w:sz="6" w:space="0"/>
-            </w:tcBorders>
-            <w:shd w:val="clear"/>
-            <w:tcMar>
-              <w:top w:w="100" w:type="dxa"/>
-              <w:left w:w="140" w:type="dxa"/>
-              <w:bottom w:w="100" w:type="dxa"/>
-              <w:right w:w="140" w:type="dxa"/>
-            </w:tcMar>
-            <w:vAlign w:val="center"/>
-          </w:tcPr>
-          <w:p>
-            <w:pPr>
-              <w:keepNext w:val="0"/>
-              <w:keepLines w:val="0"/>
-              <w:widowControl/>
-              <w:suppressLineNumbers w:val="0"/>
-              <w:spacing w:line="23" w:lineRule="atLeast"/>
-              <w:jc w:val="left"/>
-              <w:textAlignment w:val="center"/>
-              <w:rPr>
-                <w:rFonts w:hint="default" w:ascii="Leelawadee UI" w:hAnsi="Leelawadee UI" w:eastAsia="Leelawadee UI" w:cs="Leelawadee UI"/>
-                <w:color w:val="26221A"/>
-                <w:sz w:val="20"/>
-                <w:szCs w:val="20"/>
-              </w:rPr>
-            </w:pPr>
-            <w:r>
-              <w:rPr>
-                <w:rFonts w:hint="default" w:ascii="Leelawadee UI" w:hAnsi="Leelawadee UI" w:eastAsia="Leelawadee UI" w:cs="Leelawadee UI"/>
-                <w:color w:val="26221A"/>
-                <w:sz w:val="20"/>
-                <w:szCs w:val="20"/>
-                <w:bdr w:val="none" w:color="auto" w:sz="0" w:space="0"/>
-              </w:rPr>
-              <w:t xml:space="preserve">☐ </w:t>
-            </w:r>
-            <w:r>
-              <w:rPr>
-                <w:rFonts w:hint="default" w:ascii="Leelawadee UI" w:hAnsi="Leelawadee UI" w:eastAsia="Leelawadee UI" w:cs="Leelawadee UI"/>
-                <w:color w:val="26221A"/>
-                <w:sz w:val="20"/>
-                <w:szCs w:val="20"/>
-                <w:bdr w:val="none" w:color="auto" w:sz="0" w:space="0"/>
-                <w:cs/>
-                <w:lang w:val="th-TH" w:bidi="th-TH"/>
-              </w:rPr>
-              <w:t xml:space="preserve">จีนกลาง </w:t>
-            </w:r>
-            <w:r>
-              <w:rPr>
-                <w:rFonts w:hint="default" w:ascii="Leelawadee UI" w:hAnsi="Leelawadee UI" w:eastAsia="Leelawadee UI" w:cs="Leelawadee UI"/>
-                <w:color w:val="26221A"/>
-                <w:sz w:val="20"/>
-                <w:szCs w:val="20"/>
-                <w:bdr w:val="none" w:color="auto" w:sz="0" w:space="0"/>
-              </w:rPr>
-              <w:t xml:space="preserve">☐ </w:t>
-            </w:r>
-            <w:r>
-              <w:rPr>
-                <w:rFonts w:hint="default" w:ascii="Leelawadee UI" w:hAnsi="Leelawadee UI" w:eastAsia="Leelawadee UI" w:cs="Leelawadee UI"/>
-                <w:color w:val="26221A"/>
-                <w:sz w:val="20"/>
-                <w:szCs w:val="20"/>
-                <w:bdr w:val="none" w:color="auto" w:sz="0" w:space="0"/>
-                <w:cs/>
-                <w:lang w:val="th-TH" w:bidi="th-TH"/>
-              </w:rPr>
-              <w:t>กวางตุ้ง</w:t>
-            </w:r>
-            <w:r>
-              <w:rPr>
-                <w:rFonts w:hint="default" w:ascii="Leelawadee UI" w:hAnsi="Leelawadee UI" w:eastAsia="Leelawadee UI" w:cs="Leelawadee UI"/>
-                <w:color w:val="26221A"/>
-                <w:sz w:val="20"/>
-                <w:szCs w:val="20"/>
-                <w:bdr w:val="none" w:color="auto" w:sz="0" w:space="0"/>
-              </w:rPr>
-              <w:br w:type="textWrapping"/>
-            </w:r>
-            <w:r>
-              <w:rPr>
-                <w:rFonts w:hint="default" w:ascii="Leelawadee UI" w:hAnsi="Leelawadee UI" w:eastAsia="Leelawadee UI" w:cs="Leelawadee UI"/>
-                <w:color w:val="26221A"/>
-                <w:sz w:val="20"/>
-                <w:szCs w:val="20"/>
-                <w:bdr w:val="none" w:color="auto" w:sz="0" w:space="0"/>
-              </w:rPr>
-              <w:t xml:space="preserve">☐ </w:t>
-            </w:r>
-            <w:r>
-              <w:rPr>
-                <w:rFonts w:hint="default" w:ascii="Leelawadee UI" w:hAnsi="Leelawadee UI" w:eastAsia="Leelawadee UI" w:cs="Leelawadee UI"/>
-                <w:color w:val="26221A"/>
-                <w:sz w:val="20"/>
-                <w:szCs w:val="20"/>
-                <w:bdr w:val="none" w:color="auto" w:sz="0" w:space="0"/>
-                <w:cs/>
-                <w:lang w:val="th-TH" w:bidi="th-TH"/>
-              </w:rPr>
-              <w:t>อื่น ๆ</w:t>
-            </w:r>
-            <w:r>
-              <w:rPr>
-                <w:rFonts w:hint="default" w:ascii="Leelawadee UI" w:hAnsi="Leelawadee UI" w:eastAsia="Leelawadee UI" w:cs="Leelawadee UI"/>
-                <w:color w:val="26221A"/>
-                <w:sz w:val="20"/>
-                <w:szCs w:val="20"/>
-                <w:bdr w:val="none" w:color="auto" w:sz="0" w:space="0"/>
-              </w:rPr>
-              <w:t>: ______</w:t>
             </w:r>
           </w:p>
         </w:tc>
@@ -1287,7 +929,7 @@
               <w:keepLines w:val="0"/>
               <w:widowControl/>
               <w:suppressLineNumbers w:val="0"/>
-              <w:spacing w:line="21" w:lineRule="atLeast"/>
+              <w:spacing w:line="26" w:lineRule="atLeast"/>
               <w:jc w:val="center"/>
               <w:textAlignment w:val="center"/>
               <w:rPr>
@@ -1311,14 +953,39 @@
                 <w:cs/>
                 <w:lang w:val="th-TH" w:bidi="th-TH"/>
               </w:rPr>
-              <w:t>ที่อยู่</w:t>
+              <w:t>เดือน</w:t>
+            </w:r>
+            <w:r>
+              <w:rPr>
+                <w:rFonts w:hint="default" w:ascii="Leelawadee UI" w:hAnsi="Leelawadee UI" w:eastAsia="Leelawadee UI" w:cs="Leelawadee UI"/>
+                <w:b/>
+                <w:bCs/>
+                <w:color w:val="26221A"/>
+                <w:sz w:val="20"/>
+                <w:szCs w:val="20"/>
+                <w:bdr w:val="none" w:color="auto" w:sz="0" w:space="0"/>
+              </w:rPr>
+              <w:t>/</w:t>
+            </w:r>
+            <w:r>
+              <w:rPr>
+                <w:rFonts w:hint="default" w:ascii="Leelawadee UI" w:hAnsi="Leelawadee UI" w:eastAsia="Leelawadee UI" w:cs="Leelawadee UI"/>
+                <w:b/>
+                <w:bCs/>
+                <w:color w:val="26221A"/>
+                <w:sz w:val="20"/>
+                <w:szCs w:val="20"/>
+                <w:bdr w:val="none" w:color="auto" w:sz="0" w:space="0"/>
+                <w:cs/>
+                <w:lang w:val="th-TH" w:bidi="th-TH"/>
+              </w:rPr>
+              <w:t>ปีเกิด</w:t>
             </w:r>
           </w:p>
         </w:tc>
         <w:tc>
           <w:tcPr>
             <w:tcW w:w="0" w:type="auto"/>
-            <w:gridSpan w:val="5"/>
             <w:tcBorders>
               <w:top w:val="single" w:color="8A7A55" w:sz="6" w:space="0"/>
               <w:left w:val="single" w:color="8A7A55" w:sz="6" w:space="0"/>
@@ -1343,6 +1010,261 @@
                 <w:szCs w:val="20"/>
               </w:rPr>
             </w:pPr>
+          </w:p>
+        </w:tc>
+        <w:tc>
+          <w:tcPr>
+            <w:tcW w:w="800" w:type="pct"/>
+            <w:tcBorders>
+              <w:top w:val="single" w:color="8A7A55" w:sz="6" w:space="0"/>
+              <w:left w:val="single" w:color="8A7A55" w:sz="6" w:space="0"/>
+              <w:bottom w:val="single" w:color="8A7A55" w:sz="6" w:space="0"/>
+              <w:right w:val="single" w:color="8A7A55" w:sz="6" w:space="0"/>
+            </w:tcBorders>
+            <w:shd w:val="clear" w:color="auto" w:fill="F8F4E8"/>
+            <w:tcMar>
+              <w:top w:w="100" w:type="dxa"/>
+              <w:left w:w="140" w:type="dxa"/>
+              <w:bottom w:w="100" w:type="dxa"/>
+              <w:right w:w="140" w:type="dxa"/>
+            </w:tcMar>
+            <w:vAlign w:val="center"/>
+          </w:tcPr>
+          <w:p>
+            <w:pPr>
+              <w:keepNext w:val="0"/>
+              <w:keepLines w:val="0"/>
+              <w:widowControl/>
+              <w:suppressLineNumbers w:val="0"/>
+              <w:spacing w:line="26" w:lineRule="atLeast"/>
+              <w:jc w:val="center"/>
+              <w:textAlignment w:val="center"/>
+              <w:rPr>
+                <w:rFonts w:hint="default" w:ascii="Leelawadee UI" w:hAnsi="Leelawadee UI" w:eastAsia="Leelawadee UI" w:cs="Leelawadee UI"/>
+                <w:b/>
+                <w:bCs/>
+                <w:color w:val="26221A"/>
+                <w:sz w:val="20"/>
+                <w:szCs w:val="20"/>
+              </w:rPr>
+            </w:pPr>
+            <w:r>
+              <w:rPr>
+                <w:rFonts w:hint="default" w:ascii="Leelawadee UI" w:hAnsi="Leelawadee UI" w:eastAsia="Leelawadee UI" w:cs="Leelawadee UI"/>
+                <w:b/>
+                <w:bCs/>
+                <w:color w:val="26221A"/>
+                <w:sz w:val="20"/>
+                <w:szCs w:val="20"/>
+                <w:bdr w:val="none" w:color="auto" w:sz="0" w:space="0"/>
+                <w:cs/>
+                <w:lang w:val="th-TH" w:bidi="th-TH"/>
+              </w:rPr>
+              <w:t>สัญชาติ</w:t>
+            </w:r>
+          </w:p>
+        </w:tc>
+        <w:tc>
+          <w:tcPr>
+            <w:tcW w:w="0" w:type="auto"/>
+            <w:tcBorders>
+              <w:top w:val="single" w:color="8A7A55" w:sz="6" w:space="0"/>
+              <w:left w:val="single" w:color="8A7A55" w:sz="6" w:space="0"/>
+              <w:bottom w:val="single" w:color="8A7A55" w:sz="6" w:space="0"/>
+              <w:right w:val="single" w:color="8A7A55" w:sz="6" w:space="0"/>
+            </w:tcBorders>
+            <w:shd w:val="clear"/>
+            <w:tcMar>
+              <w:top w:w="100" w:type="dxa"/>
+              <w:left w:w="140" w:type="dxa"/>
+              <w:bottom w:w="100" w:type="dxa"/>
+              <w:right w:w="140" w:type="dxa"/>
+            </w:tcMar>
+            <w:vAlign w:val="center"/>
+          </w:tcPr>
+          <w:p>
+            <w:pPr>
+              <w:rPr>
+                <w:rFonts w:hint="default" w:ascii="Leelawadee UI" w:hAnsi="Leelawadee UI" w:eastAsia="Leelawadee UI" w:cs="Leelawadee UI"/>
+                <w:color w:val="26221A"/>
+                <w:sz w:val="20"/>
+                <w:szCs w:val="20"/>
+              </w:rPr>
+            </w:pPr>
+          </w:p>
+        </w:tc>
+        <w:tc>
+          <w:tcPr>
+            <w:tcW w:w="800" w:type="pct"/>
+            <w:tcBorders>
+              <w:top w:val="single" w:color="8A7A55" w:sz="6" w:space="0"/>
+              <w:left w:val="single" w:color="8A7A55" w:sz="6" w:space="0"/>
+              <w:bottom w:val="single" w:color="8A7A55" w:sz="6" w:space="0"/>
+              <w:right w:val="single" w:color="8A7A55" w:sz="6" w:space="0"/>
+            </w:tcBorders>
+            <w:shd w:val="clear" w:color="auto" w:fill="F8F4E8"/>
+            <w:tcMar>
+              <w:top w:w="100" w:type="dxa"/>
+              <w:left w:w="140" w:type="dxa"/>
+              <w:bottom w:w="100" w:type="dxa"/>
+              <w:right w:w="140" w:type="dxa"/>
+            </w:tcMar>
+            <w:vAlign w:val="center"/>
+          </w:tcPr>
+          <w:p>
+            <w:pPr>
+              <w:keepNext w:val="0"/>
+              <w:keepLines w:val="0"/>
+              <w:widowControl/>
+              <w:suppressLineNumbers w:val="0"/>
+              <w:spacing w:line="26" w:lineRule="atLeast"/>
+              <w:jc w:val="center"/>
+              <w:textAlignment w:val="center"/>
+              <w:rPr>
+                <w:rFonts w:hint="default" w:ascii="Leelawadee UI" w:hAnsi="Leelawadee UI" w:eastAsia="Leelawadee UI" w:cs="Leelawadee UI"/>
+                <w:b/>
+                <w:bCs/>
+                <w:color w:val="26221A"/>
+                <w:sz w:val="20"/>
+                <w:szCs w:val="20"/>
+              </w:rPr>
+            </w:pPr>
+            <w:r>
+              <w:rPr>
+                <w:rFonts w:hint="default" w:ascii="Leelawadee UI" w:hAnsi="Leelawadee UI" w:eastAsia="Leelawadee UI" w:cs="Leelawadee UI"/>
+                <w:b/>
+                <w:bCs/>
+                <w:color w:val="26221A"/>
+                <w:sz w:val="20"/>
+                <w:szCs w:val="20"/>
+                <w:bdr w:val="none" w:color="auto" w:sz="0" w:space="0"/>
+                <w:cs/>
+                <w:lang w:val="th-TH" w:bidi="th-TH"/>
+              </w:rPr>
+              <w:t>ภาษาที่ใช้</w:t>
+            </w:r>
+          </w:p>
+        </w:tc>
+        <w:tc>
+          <w:tcPr>
+            <w:tcW w:w="0" w:type="auto"/>
+            <w:tcBorders>
+              <w:top w:val="single" w:color="8A7A55" w:sz="6" w:space="0"/>
+              <w:left w:val="single" w:color="8A7A55" w:sz="6" w:space="0"/>
+              <w:bottom w:val="single" w:color="8A7A55" w:sz="6" w:space="0"/>
+              <w:right w:val="single" w:color="8A7A55" w:sz="6" w:space="0"/>
+            </w:tcBorders>
+            <w:shd w:val="clear"/>
+            <w:tcMar>
+              <w:top w:w="100" w:type="dxa"/>
+              <w:left w:w="140" w:type="dxa"/>
+              <w:bottom w:w="100" w:type="dxa"/>
+              <w:right w:w="140" w:type="dxa"/>
+            </w:tcMar>
+            <w:vAlign w:val="center"/>
+          </w:tcPr>
+          <w:p>
+            <w:pPr>
+              <w:keepNext w:val="0"/>
+              <w:keepLines w:val="0"/>
+              <w:widowControl/>
+              <w:suppressLineNumbers w:val="0"/>
+              <w:spacing w:line="28" w:lineRule="atLeast"/>
+              <w:jc w:val="left"/>
+              <w:textAlignment w:val="center"/>
+              <w:rPr>
+                <w:rFonts w:hint="default" w:ascii="Leelawadee UI" w:hAnsi="Leelawadee UI" w:eastAsia="Leelawadee UI" w:cs="Leelawadee UI"/>
+                <w:color w:val="26221A"/>
+                <w:sz w:val="20"/>
+                <w:szCs w:val="20"/>
+              </w:rPr>
+            </w:pPr>
+            <w:r>
+              <w:rPr>
+                <w:rFonts w:hint="default" w:ascii="Leelawadee UI" w:hAnsi="Leelawadee UI" w:eastAsia="Leelawadee UI" w:cs="Leelawadee UI"/>
+                <w:color w:val="26221A"/>
+                <w:sz w:val="20"/>
+                <w:szCs w:val="20"/>
+                <w:bdr w:val="none" w:color="auto" w:sz="0" w:space="0"/>
+              </w:rPr>
+              <w:t xml:space="preserve">☐ </w:t>
+            </w:r>
+            <w:r>
+              <w:rPr>
+                <w:rFonts w:hint="default" w:ascii="Leelawadee UI" w:hAnsi="Leelawadee UI" w:eastAsia="Leelawadee UI" w:cs="Leelawadee UI"/>
+                <w:color w:val="26221A"/>
+                <w:sz w:val="20"/>
+                <w:szCs w:val="20"/>
+                <w:bdr w:val="none" w:color="auto" w:sz="0" w:space="0"/>
+                <w:cs/>
+                <w:lang w:val="th-TH" w:bidi="th-TH"/>
+              </w:rPr>
+              <w:t xml:space="preserve">จีนกลาง </w:t>
+            </w:r>
+            <w:r>
+              <w:rPr>
+                <w:rFonts w:hint="default" w:ascii="Leelawadee UI" w:hAnsi="Leelawadee UI" w:eastAsia="Leelawadee UI" w:cs="Leelawadee UI"/>
+                <w:color w:val="26221A"/>
+                <w:sz w:val="20"/>
+                <w:szCs w:val="20"/>
+                <w:bdr w:val="none" w:color="auto" w:sz="0" w:space="0"/>
+              </w:rPr>
+              <w:t xml:space="preserve">☐ </w:t>
+            </w:r>
+            <w:r>
+              <w:rPr>
+                <w:rFonts w:hint="default" w:ascii="Leelawadee UI" w:hAnsi="Leelawadee UI" w:eastAsia="Leelawadee UI" w:cs="Leelawadee UI"/>
+                <w:color w:val="26221A"/>
+                <w:sz w:val="20"/>
+                <w:szCs w:val="20"/>
+                <w:bdr w:val="none" w:color="auto" w:sz="0" w:space="0"/>
+                <w:cs/>
+                <w:lang w:val="th-TH" w:bidi="th-TH"/>
+              </w:rPr>
+              <w:t>กวางตุ้ง</w:t>
+            </w:r>
+            <w:r>
+              <w:rPr>
+                <w:rFonts w:hint="default" w:ascii="Leelawadee UI" w:hAnsi="Leelawadee UI" w:eastAsia="Leelawadee UI" w:cs="Leelawadee UI"/>
+                <w:color w:val="26221A"/>
+                <w:sz w:val="20"/>
+                <w:szCs w:val="20"/>
+                <w:bdr w:val="none" w:color="auto" w:sz="0" w:space="0"/>
+              </w:rPr>
+              <w:br w:type="textWrapping"/>
+            </w:r>
+            <w:r>
+              <w:rPr>
+                <w:rFonts w:hint="default" w:ascii="Leelawadee UI" w:hAnsi="Leelawadee UI" w:eastAsia="Leelawadee UI" w:cs="Leelawadee UI"/>
+                <w:color w:val="26221A"/>
+                <w:sz w:val="20"/>
+                <w:szCs w:val="20"/>
+                <w:bdr w:val="none" w:color="auto" w:sz="0" w:space="0"/>
+              </w:rPr>
+              <w:t xml:space="preserve">☐ </w:t>
+            </w:r>
+            <w:r>
+              <w:rPr>
+                <w:rFonts w:hint="default" w:ascii="Leelawadee UI" w:hAnsi="Leelawadee UI" w:eastAsia="Leelawadee UI" w:cs="Leelawadee UI"/>
+                <w:color w:val="26221A"/>
+                <w:sz w:val="20"/>
+                <w:szCs w:val="20"/>
+                <w:bdr w:val="none" w:color="auto" w:sz="0" w:space="0"/>
+                <w:cs/>
+                <w:lang w:val="th-TH" w:bidi="th-TH"/>
+              </w:rPr>
+              <w:t>อื่น ๆ</w:t>
+            </w:r>
+            <w:r>
+              <w:rPr>
+                <w:rFonts w:hint="default" w:ascii="Leelawadee UI" w:hAnsi="Leelawadee UI" w:eastAsia="Leelawadee UI" w:cs="Leelawadee UI"/>
+                <w:color w:val="26221A"/>
+                <w:sz w:val="20"/>
+                <w:szCs w:val="20"/>
+                <w:bdr w:val="none" w:color="auto" w:sz="0" w:space="0"/>
+              </w:rPr>
+              <w:t>: ______</w:t>
+            </w:r>
           </w:p>
         </w:tc>
       </w:tr>
@@ -1387,7 +1309,7 @@
               <w:keepLines w:val="0"/>
               <w:widowControl/>
               <w:suppressLineNumbers w:val="0"/>
-              <w:spacing w:line="21" w:lineRule="atLeast"/>
+              <w:spacing w:line="26" w:lineRule="atLeast"/>
               <w:jc w:val="center"/>
               <w:textAlignment w:val="center"/>
               <w:rPr>
@@ -1411,173 +1333,14 @@
                 <w:cs/>
                 <w:lang w:val="th-TH" w:bidi="th-TH"/>
               </w:rPr>
-              <w:t>มือถือ</w:t>
+              <w:t>ที่อยู่</w:t>
             </w:r>
           </w:p>
         </w:tc>
         <w:tc>
           <w:tcPr>
             <w:tcW w:w="0" w:type="auto"/>
-            <w:tcBorders>
-              <w:top w:val="single" w:color="8A7A55" w:sz="6" w:space="0"/>
-              <w:left w:val="single" w:color="8A7A55" w:sz="6" w:space="0"/>
-              <w:bottom w:val="single" w:color="8A7A55" w:sz="6" w:space="0"/>
-              <w:right w:val="single" w:color="8A7A55" w:sz="6" w:space="0"/>
-            </w:tcBorders>
-            <w:shd w:val="clear"/>
-            <w:tcMar>
-              <w:top w:w="100" w:type="dxa"/>
-              <w:left w:w="140" w:type="dxa"/>
-              <w:bottom w:w="100" w:type="dxa"/>
-              <w:right w:w="140" w:type="dxa"/>
-            </w:tcMar>
-            <w:vAlign w:val="center"/>
-          </w:tcPr>
-          <w:p>
-            <w:pPr>
-              <w:rPr>
-                <w:rFonts w:hint="default" w:ascii="Leelawadee UI" w:hAnsi="Leelawadee UI" w:eastAsia="Leelawadee UI" w:cs="Leelawadee UI"/>
-                <w:color w:val="26221A"/>
-                <w:sz w:val="20"/>
-                <w:szCs w:val="20"/>
-              </w:rPr>
-            </w:pPr>
-          </w:p>
-        </w:tc>
-        <w:tc>
-          <w:tcPr>
-            <w:tcW w:w="800" w:type="pct"/>
-            <w:tcBorders>
-              <w:top w:val="single" w:color="8A7A55" w:sz="6" w:space="0"/>
-              <w:left w:val="single" w:color="8A7A55" w:sz="6" w:space="0"/>
-              <w:bottom w:val="single" w:color="8A7A55" w:sz="6" w:space="0"/>
-              <w:right w:val="single" w:color="8A7A55" w:sz="6" w:space="0"/>
-            </w:tcBorders>
-            <w:shd w:val="clear" w:color="auto" w:fill="F8F4E8"/>
-            <w:tcMar>
-              <w:top w:w="100" w:type="dxa"/>
-              <w:left w:w="140" w:type="dxa"/>
-              <w:bottom w:w="100" w:type="dxa"/>
-              <w:right w:w="140" w:type="dxa"/>
-            </w:tcMar>
-            <w:vAlign w:val="center"/>
-          </w:tcPr>
-          <w:p>
-            <w:pPr>
-              <w:keepNext w:val="0"/>
-              <w:keepLines w:val="0"/>
-              <w:widowControl/>
-              <w:suppressLineNumbers w:val="0"/>
-              <w:spacing w:line="21" w:lineRule="atLeast"/>
-              <w:jc w:val="center"/>
-              <w:textAlignment w:val="center"/>
-              <w:rPr>
-                <w:rFonts w:hint="default" w:ascii="Leelawadee UI" w:hAnsi="Leelawadee UI" w:eastAsia="Leelawadee UI" w:cs="Leelawadee UI"/>
-                <w:b/>
-                <w:bCs/>
-                <w:color w:val="26221A"/>
-                <w:sz w:val="20"/>
-                <w:szCs w:val="20"/>
-              </w:rPr>
-            </w:pPr>
-            <w:r>
-              <w:rPr>
-                <w:rFonts w:hint="default" w:ascii="Leelawadee UI" w:hAnsi="Leelawadee UI" w:eastAsia="Leelawadee UI" w:cs="Leelawadee UI"/>
-                <w:b/>
-                <w:bCs/>
-                <w:color w:val="26221A"/>
-                <w:sz w:val="20"/>
-                <w:szCs w:val="20"/>
-                <w:bdr w:val="none" w:color="auto" w:sz="0" w:space="0"/>
-                <w:cs/>
-                <w:lang w:val="th-TH" w:bidi="th-TH"/>
-              </w:rPr>
-              <w:t>โทรศัพท์</w:t>
-            </w:r>
-          </w:p>
-        </w:tc>
-        <w:tc>
-          <w:tcPr>
-            <w:tcW w:w="0" w:type="auto"/>
-            <w:tcBorders>
-              <w:top w:val="single" w:color="8A7A55" w:sz="6" w:space="0"/>
-              <w:left w:val="single" w:color="8A7A55" w:sz="6" w:space="0"/>
-              <w:bottom w:val="single" w:color="8A7A55" w:sz="6" w:space="0"/>
-              <w:right w:val="single" w:color="8A7A55" w:sz="6" w:space="0"/>
-            </w:tcBorders>
-            <w:shd w:val="clear"/>
-            <w:tcMar>
-              <w:top w:w="100" w:type="dxa"/>
-              <w:left w:w="140" w:type="dxa"/>
-              <w:bottom w:w="100" w:type="dxa"/>
-              <w:right w:w="140" w:type="dxa"/>
-            </w:tcMar>
-            <w:vAlign w:val="center"/>
-          </w:tcPr>
-          <w:p>
-            <w:pPr>
-              <w:rPr>
-                <w:rFonts w:hint="default" w:ascii="Leelawadee UI" w:hAnsi="Leelawadee UI" w:eastAsia="Leelawadee UI" w:cs="Leelawadee UI"/>
-                <w:color w:val="26221A"/>
-                <w:sz w:val="20"/>
-                <w:szCs w:val="20"/>
-              </w:rPr>
-            </w:pPr>
-          </w:p>
-        </w:tc>
-        <w:tc>
-          <w:tcPr>
-            <w:tcW w:w="800" w:type="pct"/>
-            <w:tcBorders>
-              <w:top w:val="single" w:color="8A7A55" w:sz="6" w:space="0"/>
-              <w:left w:val="single" w:color="8A7A55" w:sz="6" w:space="0"/>
-              <w:bottom w:val="single" w:color="8A7A55" w:sz="6" w:space="0"/>
-              <w:right w:val="single" w:color="8A7A55" w:sz="6" w:space="0"/>
-            </w:tcBorders>
-            <w:shd w:val="clear" w:color="auto" w:fill="F8F4E8"/>
-            <w:tcMar>
-              <w:top w:w="100" w:type="dxa"/>
-              <w:left w:w="140" w:type="dxa"/>
-              <w:bottom w:w="100" w:type="dxa"/>
-              <w:right w:w="140" w:type="dxa"/>
-            </w:tcMar>
-            <w:vAlign w:val="center"/>
-          </w:tcPr>
-          <w:p>
-            <w:pPr>
-              <w:keepNext w:val="0"/>
-              <w:keepLines w:val="0"/>
-              <w:widowControl/>
-              <w:suppressLineNumbers w:val="0"/>
-              <w:spacing w:line="21" w:lineRule="atLeast"/>
-              <w:jc w:val="center"/>
-              <w:textAlignment w:val="center"/>
-              <w:rPr>
-                <w:rFonts w:hint="default" w:ascii="Leelawadee UI" w:hAnsi="Leelawadee UI" w:eastAsia="Leelawadee UI" w:cs="Leelawadee UI"/>
-                <w:b/>
-                <w:bCs/>
-                <w:color w:val="26221A"/>
-                <w:sz w:val="20"/>
-                <w:szCs w:val="20"/>
-              </w:rPr>
-            </w:pPr>
-            <w:r>
-              <w:rPr>
-                <w:rFonts w:hint="default" w:ascii="Leelawadee UI" w:hAnsi="Leelawadee UI" w:eastAsia="Leelawadee UI" w:cs="Leelawadee UI"/>
-                <w:b/>
-                <w:bCs/>
-                <w:color w:val="26221A"/>
-                <w:sz w:val="20"/>
-                <w:szCs w:val="20"/>
-                <w:bdr w:val="none" w:color="auto" w:sz="0" w:space="0"/>
-              </w:rPr>
-              <w:t>Email / QQ</w:t>
-            </w:r>
-          </w:p>
-        </w:tc>
-        <w:tc>
-          <w:tcPr>
-            <w:tcW w:w="0" w:type="auto"/>
+            <w:gridSpan w:val="5"/>
             <w:tcBorders>
               <w:top w:val="single" w:color="8A7A55" w:sz="6" w:space="0"/>
               <w:left w:val="single" w:color="8A7A55" w:sz="6" w:space="0"/>
@@ -1615,6 +1378,7 @@
             <w:insideH w:val="none" w:color="auto" w:sz="0" w:space="0"/>
             <w:insideV w:val="none" w:color="auto" w:sz="0" w:space="0"/>
           </w:tblBorders>
+          <w:shd w:val="clear"/>
           <w:tblCellMar>
             <w:top w:w="15" w:type="dxa"/>
             <w:left w:w="15" w:type="dxa"/>
@@ -1646,7 +1410,267 @@
               <w:keepLines w:val="0"/>
               <w:widowControl/>
               <w:suppressLineNumbers w:val="0"/>
-              <w:spacing w:line="21" w:lineRule="atLeast"/>
+              <w:spacing w:line="26" w:lineRule="atLeast"/>
+              <w:jc w:val="center"/>
+              <w:textAlignment w:val="center"/>
+              <w:rPr>
+                <w:rFonts w:hint="default" w:ascii="Leelawadee UI" w:hAnsi="Leelawadee UI" w:eastAsia="Leelawadee UI" w:cs="Leelawadee UI"/>
+                <w:b/>
+                <w:bCs/>
+                <w:color w:val="26221A"/>
+                <w:sz w:val="20"/>
+                <w:szCs w:val="20"/>
+              </w:rPr>
+            </w:pPr>
+            <w:r>
+              <w:rPr>
+                <w:rFonts w:hint="default" w:ascii="Leelawadee UI" w:hAnsi="Leelawadee UI" w:eastAsia="Leelawadee UI" w:cs="Leelawadee UI"/>
+                <w:b/>
+                <w:bCs/>
+                <w:color w:val="26221A"/>
+                <w:sz w:val="20"/>
+                <w:szCs w:val="20"/>
+                <w:bdr w:val="none" w:color="auto" w:sz="0" w:space="0"/>
+                <w:cs/>
+                <w:lang w:val="th-TH" w:bidi="th-TH"/>
+              </w:rPr>
+              <w:t>มือถือ</w:t>
+            </w:r>
+          </w:p>
+        </w:tc>
+        <w:tc>
+          <w:tcPr>
+            <w:tcW w:w="0" w:type="auto"/>
+            <w:tcBorders>
+              <w:top w:val="single" w:color="8A7A55" w:sz="6" w:space="0"/>
+              <w:left w:val="single" w:color="8A7A55" w:sz="6" w:space="0"/>
+              <w:bottom w:val="single" w:color="8A7A55" w:sz="6" w:space="0"/>
+              <w:right w:val="single" w:color="8A7A55" w:sz="6" w:space="0"/>
+            </w:tcBorders>
+            <w:shd w:val="clear"/>
+            <w:tcMar>
+              <w:top w:w="100" w:type="dxa"/>
+              <w:left w:w="140" w:type="dxa"/>
+              <w:bottom w:w="100" w:type="dxa"/>
+              <w:right w:w="140" w:type="dxa"/>
+            </w:tcMar>
+            <w:vAlign w:val="center"/>
+          </w:tcPr>
+          <w:p>
+            <w:pPr>
+              <w:rPr>
+                <w:rFonts w:hint="default" w:ascii="Leelawadee UI" w:hAnsi="Leelawadee UI" w:eastAsia="Leelawadee UI" w:cs="Leelawadee UI"/>
+                <w:color w:val="26221A"/>
+                <w:sz w:val="20"/>
+                <w:szCs w:val="20"/>
+              </w:rPr>
+            </w:pPr>
+          </w:p>
+        </w:tc>
+        <w:tc>
+          <w:tcPr>
+            <w:tcW w:w="800" w:type="pct"/>
+            <w:tcBorders>
+              <w:top w:val="single" w:color="8A7A55" w:sz="6" w:space="0"/>
+              <w:left w:val="single" w:color="8A7A55" w:sz="6" w:space="0"/>
+              <w:bottom w:val="single" w:color="8A7A55" w:sz="6" w:space="0"/>
+              <w:right w:val="single" w:color="8A7A55" w:sz="6" w:space="0"/>
+            </w:tcBorders>
+            <w:shd w:val="clear" w:color="auto" w:fill="F8F4E8"/>
+            <w:tcMar>
+              <w:top w:w="100" w:type="dxa"/>
+              <w:left w:w="140" w:type="dxa"/>
+              <w:bottom w:w="100" w:type="dxa"/>
+              <w:right w:w="140" w:type="dxa"/>
+            </w:tcMar>
+            <w:vAlign w:val="center"/>
+          </w:tcPr>
+          <w:p>
+            <w:pPr>
+              <w:keepNext w:val="0"/>
+              <w:keepLines w:val="0"/>
+              <w:widowControl/>
+              <w:suppressLineNumbers w:val="0"/>
+              <w:spacing w:line="26" w:lineRule="atLeast"/>
+              <w:jc w:val="center"/>
+              <w:textAlignment w:val="center"/>
+              <w:rPr>
+                <w:rFonts w:hint="default" w:ascii="Leelawadee UI" w:hAnsi="Leelawadee UI" w:eastAsia="Leelawadee UI" w:cs="Leelawadee UI"/>
+                <w:b/>
+                <w:bCs/>
+                <w:color w:val="26221A"/>
+                <w:sz w:val="20"/>
+                <w:szCs w:val="20"/>
+              </w:rPr>
+            </w:pPr>
+            <w:r>
+              <w:rPr>
+                <w:rFonts w:hint="default" w:ascii="Leelawadee UI" w:hAnsi="Leelawadee UI" w:eastAsia="Leelawadee UI" w:cs="Leelawadee UI"/>
+                <w:b/>
+                <w:bCs/>
+                <w:color w:val="26221A"/>
+                <w:sz w:val="20"/>
+                <w:szCs w:val="20"/>
+                <w:bdr w:val="none" w:color="auto" w:sz="0" w:space="0"/>
+                <w:cs/>
+                <w:lang w:val="th-TH" w:bidi="th-TH"/>
+              </w:rPr>
+              <w:t>โทรศัพท์</w:t>
+            </w:r>
+          </w:p>
+        </w:tc>
+        <w:tc>
+          <w:tcPr>
+            <w:tcW w:w="0" w:type="auto"/>
+            <w:tcBorders>
+              <w:top w:val="single" w:color="8A7A55" w:sz="6" w:space="0"/>
+              <w:left w:val="single" w:color="8A7A55" w:sz="6" w:space="0"/>
+              <w:bottom w:val="single" w:color="8A7A55" w:sz="6" w:space="0"/>
+              <w:right w:val="single" w:color="8A7A55" w:sz="6" w:space="0"/>
+            </w:tcBorders>
+            <w:shd w:val="clear"/>
+            <w:tcMar>
+              <w:top w:w="100" w:type="dxa"/>
+              <w:left w:w="140" w:type="dxa"/>
+              <w:bottom w:w="100" w:type="dxa"/>
+              <w:right w:w="140" w:type="dxa"/>
+            </w:tcMar>
+            <w:vAlign w:val="center"/>
+          </w:tcPr>
+          <w:p>
+            <w:pPr>
+              <w:rPr>
+                <w:rFonts w:hint="default" w:ascii="Leelawadee UI" w:hAnsi="Leelawadee UI" w:eastAsia="Leelawadee UI" w:cs="Leelawadee UI"/>
+                <w:color w:val="26221A"/>
+                <w:sz w:val="20"/>
+                <w:szCs w:val="20"/>
+              </w:rPr>
+            </w:pPr>
+          </w:p>
+        </w:tc>
+        <w:tc>
+          <w:tcPr>
+            <w:tcW w:w="800" w:type="pct"/>
+            <w:tcBorders>
+              <w:top w:val="single" w:color="8A7A55" w:sz="6" w:space="0"/>
+              <w:left w:val="single" w:color="8A7A55" w:sz="6" w:space="0"/>
+              <w:bottom w:val="single" w:color="8A7A55" w:sz="6" w:space="0"/>
+              <w:right w:val="single" w:color="8A7A55" w:sz="6" w:space="0"/>
+            </w:tcBorders>
+            <w:shd w:val="clear" w:color="auto" w:fill="F8F4E8"/>
+            <w:tcMar>
+              <w:top w:w="100" w:type="dxa"/>
+              <w:left w:w="140" w:type="dxa"/>
+              <w:bottom w:w="100" w:type="dxa"/>
+              <w:right w:w="140" w:type="dxa"/>
+            </w:tcMar>
+            <w:vAlign w:val="center"/>
+          </w:tcPr>
+          <w:p>
+            <w:pPr>
+              <w:keepNext w:val="0"/>
+              <w:keepLines w:val="0"/>
+              <w:widowControl/>
+              <w:suppressLineNumbers w:val="0"/>
+              <w:spacing w:line="26" w:lineRule="atLeast"/>
+              <w:jc w:val="center"/>
+              <w:textAlignment w:val="center"/>
+              <w:rPr>
+                <w:rFonts w:hint="default" w:ascii="Leelawadee UI" w:hAnsi="Leelawadee UI" w:eastAsia="Leelawadee UI" w:cs="Leelawadee UI"/>
+                <w:b/>
+                <w:bCs/>
+                <w:color w:val="26221A"/>
+                <w:sz w:val="20"/>
+                <w:szCs w:val="20"/>
+              </w:rPr>
+            </w:pPr>
+            <w:r>
+              <w:rPr>
+                <w:rFonts w:hint="default" w:ascii="Leelawadee UI" w:hAnsi="Leelawadee UI" w:eastAsia="Leelawadee UI" w:cs="Leelawadee UI"/>
+                <w:b/>
+                <w:bCs/>
+                <w:color w:val="26221A"/>
+                <w:sz w:val="20"/>
+                <w:szCs w:val="20"/>
+                <w:bdr w:val="none" w:color="auto" w:sz="0" w:space="0"/>
+              </w:rPr>
+              <w:t>Email / QQ</w:t>
+            </w:r>
+          </w:p>
+        </w:tc>
+        <w:tc>
+          <w:tcPr>
+            <w:tcW w:w="0" w:type="auto"/>
+            <w:tcBorders>
+              <w:top w:val="single" w:color="8A7A55" w:sz="6" w:space="0"/>
+              <w:left w:val="single" w:color="8A7A55" w:sz="6" w:space="0"/>
+              <w:bottom w:val="single" w:color="8A7A55" w:sz="6" w:space="0"/>
+              <w:right w:val="single" w:color="8A7A55" w:sz="6" w:space="0"/>
+            </w:tcBorders>
+            <w:shd w:val="clear"/>
+            <w:tcMar>
+              <w:top w:w="100" w:type="dxa"/>
+              <w:left w:w="140" w:type="dxa"/>
+              <w:bottom w:w="100" w:type="dxa"/>
+              <w:right w:w="140" w:type="dxa"/>
+            </w:tcMar>
+            <w:vAlign w:val="center"/>
+          </w:tcPr>
+          <w:p>
+            <w:pPr>
+              <w:rPr>
+                <w:rFonts w:hint="default" w:ascii="Leelawadee UI" w:hAnsi="Leelawadee UI" w:eastAsia="Leelawadee UI" w:cs="Leelawadee UI"/>
+                <w:color w:val="26221A"/>
+                <w:sz w:val="20"/>
+                <w:szCs w:val="20"/>
+              </w:rPr>
+            </w:pPr>
+          </w:p>
+        </w:tc>
+      </w:tr>
+      <w:tr>
+        <w:tblPrEx>
+          <w:tblBorders>
+            <w:top w:val="none" w:color="auto" w:sz="0" w:space="0"/>
+            <w:left w:val="none" w:color="auto" w:sz="0" w:space="0"/>
+            <w:bottom w:val="none" w:color="auto" w:sz="0" w:space="0"/>
+            <w:right w:val="none" w:color="auto" w:sz="0" w:space="0"/>
+            <w:insideH w:val="none" w:color="auto" w:sz="0" w:space="0"/>
+            <w:insideV w:val="none" w:color="auto" w:sz="0" w:space="0"/>
+          </w:tblBorders>
+          <w:shd w:val="clear"/>
+          <w:tblCellMar>
+            <w:top w:w="15" w:type="dxa"/>
+            <w:left w:w="15" w:type="dxa"/>
+            <w:bottom w:w="15" w:type="dxa"/>
+            <w:right w:w="15" w:type="dxa"/>
+          </w:tblCellMar>
+        </w:tblPrEx>
+        <w:tc>
+          <w:tcPr>
+            <w:tcW w:w="800" w:type="pct"/>
+            <w:tcBorders>
+              <w:top w:val="single" w:color="8A7A55" w:sz="6" w:space="0"/>
+              <w:left w:val="single" w:color="8A7A55" w:sz="6" w:space="0"/>
+              <w:bottom w:val="single" w:color="8A7A55" w:sz="6" w:space="0"/>
+              <w:right w:val="single" w:color="8A7A55" w:sz="6" w:space="0"/>
+            </w:tcBorders>
+            <w:shd w:val="clear" w:color="auto" w:fill="F8F4E8"/>
+            <w:tcMar>
+              <w:top w:w="100" w:type="dxa"/>
+              <w:left w:w="140" w:type="dxa"/>
+              <w:bottom w:w="100" w:type="dxa"/>
+              <w:right w:w="140" w:type="dxa"/>
+            </w:tcMar>
+            <w:vAlign w:val="center"/>
+          </w:tcPr>
+          <w:p>
+            <w:pPr>
+              <w:keepNext w:val="0"/>
+              <w:keepLines w:val="0"/>
+              <w:widowControl/>
+              <w:suppressLineNumbers w:val="0"/>
+              <w:spacing w:line="26" w:lineRule="atLeast"/>
               <w:jc w:val="center"/>
               <w:textAlignment w:val="center"/>
               <w:rPr>
@@ -1711,7 +1735,7 @@
         <w:keepLines w:val="0"/>
         <w:widowControl/>
         <w:suppressLineNumbers w:val="0"/>
-        <w:spacing w:line="21" w:lineRule="atLeast"/>
+        <w:spacing w:line="26" w:lineRule="atLeast"/>
       </w:pPr>
       <w:r>
         <w:rPr>
@@ -1802,7 +1826,7 @@
               <w:keepLines w:val="0"/>
               <w:widowControl/>
               <w:suppressLineNumbers w:val="0"/>
-              <w:spacing w:line="21" w:lineRule="atLeast"/>
+              <w:spacing w:line="26" w:lineRule="atLeast"/>
               <w:jc w:val="center"/>
               <w:textAlignment w:val="center"/>
               <w:rPr>
@@ -1883,7 +1907,7 @@
               <w:keepLines w:val="0"/>
               <w:widowControl/>
               <w:suppressLineNumbers w:val="0"/>
-              <w:spacing w:line="21" w:lineRule="atLeast"/>
+              <w:spacing w:line="26" w:lineRule="atLeast"/>
               <w:jc w:val="center"/>
               <w:textAlignment w:val="center"/>
               <w:rPr>
@@ -1935,7 +1959,7 @@
               <w:keepLines w:val="0"/>
               <w:widowControl/>
               <w:suppressLineNumbers w:val="0"/>
-              <w:spacing w:line="23" w:lineRule="atLeast"/>
+              <w:spacing w:line="28" w:lineRule="atLeast"/>
               <w:jc w:val="left"/>
               <w:textAlignment w:val="center"/>
               <w:rPr>
@@ -2011,186 +2035,6 @@
               </w:rPr>
               <w:t>อื่น ๆ</w:t>
             </w:r>
-          </w:p>
-        </w:tc>
-      </w:tr>
-      <w:tr>
-        <w:tblPrEx>
-          <w:tblBorders>
-            <w:top w:val="none" w:color="auto" w:sz="0" w:space="0"/>
-            <w:left w:val="none" w:color="auto" w:sz="0" w:space="0"/>
-            <w:bottom w:val="none" w:color="auto" w:sz="0" w:space="0"/>
-            <w:right w:val="none" w:color="auto" w:sz="0" w:space="0"/>
-            <w:insideH w:val="none" w:color="auto" w:sz="0" w:space="0"/>
-            <w:insideV w:val="none" w:color="auto" w:sz="0" w:space="0"/>
-          </w:tblBorders>
-          <w:tblCellMar>
-            <w:top w:w="15" w:type="dxa"/>
-            <w:left w:w="15" w:type="dxa"/>
-            <w:bottom w:w="15" w:type="dxa"/>
-            <w:right w:w="15" w:type="dxa"/>
-          </w:tblCellMar>
-        </w:tblPrEx>
-        <w:tc>
-          <w:tcPr>
-            <w:tcW w:w="800" w:type="pct"/>
-            <w:tcBorders>
-              <w:top w:val="single" w:color="8A7A55" w:sz="6" w:space="0"/>
-              <w:left w:val="single" w:color="8A7A55" w:sz="6" w:space="0"/>
-              <w:bottom w:val="single" w:color="8A7A55" w:sz="6" w:space="0"/>
-              <w:right w:val="single" w:color="8A7A55" w:sz="6" w:space="0"/>
-            </w:tcBorders>
-            <w:shd w:val="clear" w:color="auto" w:fill="F8F4E8"/>
-            <w:tcMar>
-              <w:top w:w="100" w:type="dxa"/>
-              <w:left w:w="140" w:type="dxa"/>
-              <w:bottom w:w="100" w:type="dxa"/>
-              <w:right w:w="140" w:type="dxa"/>
-            </w:tcMar>
-            <w:vAlign w:val="center"/>
-          </w:tcPr>
-          <w:p>
-            <w:pPr>
-              <w:keepNext w:val="0"/>
-              <w:keepLines w:val="0"/>
-              <w:widowControl/>
-              <w:suppressLineNumbers w:val="0"/>
-              <w:spacing w:line="21" w:lineRule="atLeast"/>
-              <w:jc w:val="center"/>
-              <w:textAlignment w:val="center"/>
-              <w:rPr>
-                <w:rFonts w:hint="default" w:ascii="Leelawadee UI" w:hAnsi="Leelawadee UI" w:eastAsia="Leelawadee UI" w:cs="Leelawadee UI"/>
-                <w:b/>
-                <w:bCs/>
-                <w:color w:val="26221A"/>
-                <w:sz w:val="20"/>
-                <w:szCs w:val="20"/>
-              </w:rPr>
-            </w:pPr>
-            <w:r>
-              <w:rPr>
-                <w:rFonts w:hint="default" w:ascii="Leelawadee UI" w:hAnsi="Leelawadee UI" w:eastAsia="Leelawadee UI" w:cs="Leelawadee UI"/>
-                <w:b/>
-                <w:bCs/>
-                <w:color w:val="26221A"/>
-                <w:sz w:val="20"/>
-                <w:szCs w:val="20"/>
-                <w:bdr w:val="none" w:color="auto" w:sz="0" w:space="0"/>
-                <w:cs/>
-                <w:lang w:val="th-TH" w:bidi="th-TH"/>
-              </w:rPr>
-              <w:t>โทรคริสตจักร</w:t>
-            </w:r>
-          </w:p>
-        </w:tc>
-        <w:tc>
-          <w:tcPr>
-            <w:tcW w:w="0" w:type="auto"/>
-            <w:tcBorders>
-              <w:top w:val="single" w:color="8A7A55" w:sz="6" w:space="0"/>
-              <w:left w:val="single" w:color="8A7A55" w:sz="6" w:space="0"/>
-              <w:bottom w:val="single" w:color="8A7A55" w:sz="6" w:space="0"/>
-              <w:right w:val="single" w:color="8A7A55" w:sz="6" w:space="0"/>
-            </w:tcBorders>
-            <w:shd w:val="clear"/>
-            <w:tcMar>
-              <w:top w:w="100" w:type="dxa"/>
-              <w:left w:w="140" w:type="dxa"/>
-              <w:bottom w:w="100" w:type="dxa"/>
-              <w:right w:w="140" w:type="dxa"/>
-            </w:tcMar>
-            <w:vAlign w:val="center"/>
-          </w:tcPr>
-          <w:p>
-            <w:pPr>
-              <w:rPr>
-                <w:rFonts w:hint="default" w:ascii="Leelawadee UI" w:hAnsi="Leelawadee UI" w:eastAsia="Leelawadee UI" w:cs="Leelawadee UI"/>
-                <w:color w:val="26221A"/>
-                <w:sz w:val="20"/>
-                <w:szCs w:val="20"/>
-              </w:rPr>
-            </w:pPr>
-          </w:p>
-        </w:tc>
-        <w:tc>
-          <w:tcPr>
-            <w:tcW w:w="800" w:type="pct"/>
-            <w:tcBorders>
-              <w:top w:val="single" w:color="8A7A55" w:sz="6" w:space="0"/>
-              <w:left w:val="single" w:color="8A7A55" w:sz="6" w:space="0"/>
-              <w:bottom w:val="single" w:color="8A7A55" w:sz="6" w:space="0"/>
-              <w:right w:val="single" w:color="8A7A55" w:sz="6" w:space="0"/>
-            </w:tcBorders>
-            <w:shd w:val="clear" w:color="auto" w:fill="F8F4E8"/>
-            <w:tcMar>
-              <w:top w:w="100" w:type="dxa"/>
-              <w:left w:w="140" w:type="dxa"/>
-              <w:bottom w:w="100" w:type="dxa"/>
-              <w:right w:w="140" w:type="dxa"/>
-            </w:tcMar>
-            <w:vAlign w:val="center"/>
-          </w:tcPr>
-          <w:p>
-            <w:pPr>
-              <w:keepNext w:val="0"/>
-              <w:keepLines w:val="0"/>
-              <w:widowControl/>
-              <w:suppressLineNumbers w:val="0"/>
-              <w:spacing w:line="21" w:lineRule="atLeast"/>
-              <w:jc w:val="center"/>
-              <w:textAlignment w:val="center"/>
-              <w:rPr>
-                <w:rFonts w:hint="default" w:ascii="Leelawadee UI" w:hAnsi="Leelawadee UI" w:eastAsia="Leelawadee UI" w:cs="Leelawadee UI"/>
-                <w:b/>
-                <w:bCs/>
-                <w:color w:val="26221A"/>
-                <w:sz w:val="20"/>
-                <w:szCs w:val="20"/>
-              </w:rPr>
-            </w:pPr>
-            <w:r>
-              <w:rPr>
-                <w:rFonts w:hint="default" w:ascii="Leelawadee UI" w:hAnsi="Leelawadee UI" w:eastAsia="Leelawadee UI" w:cs="Leelawadee UI"/>
-                <w:b/>
-                <w:bCs/>
-                <w:color w:val="26221A"/>
-                <w:sz w:val="20"/>
-                <w:szCs w:val="20"/>
-                <w:bdr w:val="none" w:color="auto" w:sz="0" w:space="0"/>
-                <w:cs/>
-                <w:lang w:val="th-TH" w:bidi="th-TH"/>
-              </w:rPr>
-              <w:t>งานรับใช้ปัจจุบัน</w:t>
-            </w:r>
-          </w:p>
-        </w:tc>
-        <w:tc>
-          <w:tcPr>
-            <w:tcW w:w="0" w:type="auto"/>
-            <w:tcBorders>
-              <w:top w:val="single" w:color="8A7A55" w:sz="6" w:space="0"/>
-              <w:left w:val="single" w:color="8A7A55" w:sz="6" w:space="0"/>
-              <w:bottom w:val="single" w:color="8A7A55" w:sz="6" w:space="0"/>
-              <w:right w:val="single" w:color="8A7A55" w:sz="6" w:space="0"/>
-            </w:tcBorders>
-            <w:shd w:val="clear"/>
-            <w:tcMar>
-              <w:top w:w="100" w:type="dxa"/>
-              <w:left w:w="140" w:type="dxa"/>
-              <w:bottom w:w="100" w:type="dxa"/>
-              <w:right w:w="140" w:type="dxa"/>
-            </w:tcMar>
-            <w:vAlign w:val="center"/>
-          </w:tcPr>
-          <w:p>
-            <w:pPr>
-              <w:rPr>
-                <w:rFonts w:hint="default" w:ascii="Leelawadee UI" w:hAnsi="Leelawadee UI" w:eastAsia="Leelawadee UI" w:cs="Leelawadee UI"/>
-                <w:color w:val="26221A"/>
-                <w:sz w:val="20"/>
-                <w:szCs w:val="20"/>
-              </w:rPr>
-            </w:pPr>
           </w:p>
         </w:tc>
       </w:tr>
@@ -2236,7 +2080,7 @@
               <w:keepLines w:val="0"/>
               <w:widowControl/>
               <w:suppressLineNumbers w:val="0"/>
-              <w:spacing w:line="21" w:lineRule="atLeast"/>
+              <w:spacing w:line="26" w:lineRule="atLeast"/>
               <w:jc w:val="center"/>
               <w:textAlignment w:val="center"/>
               <w:rPr>
@@ -2260,6 +2104,187 @@
                 <w:cs/>
                 <w:lang w:val="th-TH" w:bidi="th-TH"/>
               </w:rPr>
+              <w:t>โทรคริสตจักร</w:t>
+            </w:r>
+          </w:p>
+        </w:tc>
+        <w:tc>
+          <w:tcPr>
+            <w:tcW w:w="0" w:type="auto"/>
+            <w:tcBorders>
+              <w:top w:val="single" w:color="8A7A55" w:sz="6" w:space="0"/>
+              <w:left w:val="single" w:color="8A7A55" w:sz="6" w:space="0"/>
+              <w:bottom w:val="single" w:color="8A7A55" w:sz="6" w:space="0"/>
+              <w:right w:val="single" w:color="8A7A55" w:sz="6" w:space="0"/>
+            </w:tcBorders>
+            <w:shd w:val="clear"/>
+            <w:tcMar>
+              <w:top w:w="100" w:type="dxa"/>
+              <w:left w:w="140" w:type="dxa"/>
+              <w:bottom w:w="100" w:type="dxa"/>
+              <w:right w:w="140" w:type="dxa"/>
+            </w:tcMar>
+            <w:vAlign w:val="center"/>
+          </w:tcPr>
+          <w:p>
+            <w:pPr>
+              <w:rPr>
+                <w:rFonts w:hint="default" w:ascii="Leelawadee UI" w:hAnsi="Leelawadee UI" w:eastAsia="Leelawadee UI" w:cs="Leelawadee UI"/>
+                <w:color w:val="26221A"/>
+                <w:sz w:val="20"/>
+                <w:szCs w:val="20"/>
+              </w:rPr>
+            </w:pPr>
+          </w:p>
+        </w:tc>
+        <w:tc>
+          <w:tcPr>
+            <w:tcW w:w="800" w:type="pct"/>
+            <w:tcBorders>
+              <w:top w:val="single" w:color="8A7A55" w:sz="6" w:space="0"/>
+              <w:left w:val="single" w:color="8A7A55" w:sz="6" w:space="0"/>
+              <w:bottom w:val="single" w:color="8A7A55" w:sz="6" w:space="0"/>
+              <w:right w:val="single" w:color="8A7A55" w:sz="6" w:space="0"/>
+            </w:tcBorders>
+            <w:shd w:val="clear" w:color="auto" w:fill="F8F4E8"/>
+            <w:tcMar>
+              <w:top w:w="100" w:type="dxa"/>
+              <w:left w:w="140" w:type="dxa"/>
+              <w:bottom w:w="100" w:type="dxa"/>
+              <w:right w:w="140" w:type="dxa"/>
+            </w:tcMar>
+            <w:vAlign w:val="center"/>
+          </w:tcPr>
+          <w:p>
+            <w:pPr>
+              <w:keepNext w:val="0"/>
+              <w:keepLines w:val="0"/>
+              <w:widowControl/>
+              <w:suppressLineNumbers w:val="0"/>
+              <w:spacing w:line="26" w:lineRule="atLeast"/>
+              <w:jc w:val="center"/>
+              <w:textAlignment w:val="center"/>
+              <w:rPr>
+                <w:rFonts w:hint="default" w:ascii="Leelawadee UI" w:hAnsi="Leelawadee UI" w:eastAsia="Leelawadee UI" w:cs="Leelawadee UI"/>
+                <w:b/>
+                <w:bCs/>
+                <w:color w:val="26221A"/>
+                <w:sz w:val="20"/>
+                <w:szCs w:val="20"/>
+              </w:rPr>
+            </w:pPr>
+            <w:r>
+              <w:rPr>
+                <w:rFonts w:hint="default" w:ascii="Leelawadee UI" w:hAnsi="Leelawadee UI" w:eastAsia="Leelawadee UI" w:cs="Leelawadee UI"/>
+                <w:b/>
+                <w:bCs/>
+                <w:color w:val="26221A"/>
+                <w:sz w:val="20"/>
+                <w:szCs w:val="20"/>
+                <w:bdr w:val="none" w:color="auto" w:sz="0" w:space="0"/>
+                <w:cs/>
+                <w:lang w:val="th-TH" w:bidi="th-TH"/>
+              </w:rPr>
+              <w:t>งานรับใช้ปัจจุบัน</w:t>
+            </w:r>
+          </w:p>
+        </w:tc>
+        <w:tc>
+          <w:tcPr>
+            <w:tcW w:w="0" w:type="auto"/>
+            <w:tcBorders>
+              <w:top w:val="single" w:color="8A7A55" w:sz="6" w:space="0"/>
+              <w:left w:val="single" w:color="8A7A55" w:sz="6" w:space="0"/>
+              <w:bottom w:val="single" w:color="8A7A55" w:sz="6" w:space="0"/>
+              <w:right w:val="single" w:color="8A7A55" w:sz="6" w:space="0"/>
+            </w:tcBorders>
+            <w:shd w:val="clear"/>
+            <w:tcMar>
+              <w:top w:w="100" w:type="dxa"/>
+              <w:left w:w="140" w:type="dxa"/>
+              <w:bottom w:w="100" w:type="dxa"/>
+              <w:right w:w="140" w:type="dxa"/>
+            </w:tcMar>
+            <w:vAlign w:val="center"/>
+          </w:tcPr>
+          <w:p>
+            <w:pPr>
+              <w:rPr>
+                <w:rFonts w:hint="default" w:ascii="Leelawadee UI" w:hAnsi="Leelawadee UI" w:eastAsia="Leelawadee UI" w:cs="Leelawadee UI"/>
+                <w:color w:val="26221A"/>
+                <w:sz w:val="20"/>
+                <w:szCs w:val="20"/>
+              </w:rPr>
+            </w:pPr>
+          </w:p>
+        </w:tc>
+      </w:tr>
+      <w:tr>
+        <w:tblPrEx>
+          <w:tblBorders>
+            <w:top w:val="none" w:color="auto" w:sz="0" w:space="0"/>
+            <w:left w:val="none" w:color="auto" w:sz="0" w:space="0"/>
+            <w:bottom w:val="none" w:color="auto" w:sz="0" w:space="0"/>
+            <w:right w:val="none" w:color="auto" w:sz="0" w:space="0"/>
+            <w:insideH w:val="none" w:color="auto" w:sz="0" w:space="0"/>
+            <w:insideV w:val="none" w:color="auto" w:sz="0" w:space="0"/>
+          </w:tblBorders>
+          <w:shd w:val="clear"/>
+          <w:tblCellMar>
+            <w:top w:w="15" w:type="dxa"/>
+            <w:left w:w="15" w:type="dxa"/>
+            <w:bottom w:w="15" w:type="dxa"/>
+            <w:right w:w="15" w:type="dxa"/>
+          </w:tblCellMar>
+        </w:tblPrEx>
+        <w:tc>
+          <w:tcPr>
+            <w:tcW w:w="800" w:type="pct"/>
+            <w:tcBorders>
+              <w:top w:val="single" w:color="8A7A55" w:sz="6" w:space="0"/>
+              <w:left w:val="single" w:color="8A7A55" w:sz="6" w:space="0"/>
+              <w:bottom w:val="single" w:color="8A7A55" w:sz="6" w:space="0"/>
+              <w:right w:val="single" w:color="8A7A55" w:sz="6" w:space="0"/>
+            </w:tcBorders>
+            <w:shd w:val="clear" w:color="auto" w:fill="F8F4E8"/>
+            <w:tcMar>
+              <w:top w:w="100" w:type="dxa"/>
+              <w:left w:w="140" w:type="dxa"/>
+              <w:bottom w:w="100" w:type="dxa"/>
+              <w:right w:w="140" w:type="dxa"/>
+            </w:tcMar>
+            <w:vAlign w:val="center"/>
+          </w:tcPr>
+          <w:p>
+            <w:pPr>
+              <w:keepNext w:val="0"/>
+              <w:keepLines w:val="0"/>
+              <w:widowControl/>
+              <w:suppressLineNumbers w:val="0"/>
+              <w:spacing w:line="26" w:lineRule="atLeast"/>
+              <w:jc w:val="center"/>
+              <w:textAlignment w:val="center"/>
+              <w:rPr>
+                <w:rFonts w:hint="default" w:ascii="Leelawadee UI" w:hAnsi="Leelawadee UI" w:eastAsia="Leelawadee UI" w:cs="Leelawadee UI"/>
+                <w:b/>
+                <w:bCs/>
+                <w:color w:val="26221A"/>
+                <w:sz w:val="20"/>
+                <w:szCs w:val="20"/>
+              </w:rPr>
+            </w:pPr>
+            <w:r>
+              <w:rPr>
+                <w:rFonts w:hint="default" w:ascii="Leelawadee UI" w:hAnsi="Leelawadee UI" w:eastAsia="Leelawadee UI" w:cs="Leelawadee UI"/>
+                <w:b/>
+                <w:bCs/>
+                <w:color w:val="26221A"/>
+                <w:sz w:val="20"/>
+                <w:szCs w:val="20"/>
+                <w:bdr w:val="none" w:color="auto" w:sz="0" w:space="0"/>
+                <w:cs/>
+                <w:lang w:val="th-TH" w:bidi="th-TH"/>
+              </w:rPr>
               <w:t>เริ่มเชื่อ</w:t>
             </w:r>
           </w:p>
@@ -2317,7 +2342,7 @@
               <w:keepLines w:val="0"/>
               <w:widowControl/>
               <w:suppressLineNumbers w:val="0"/>
-              <w:spacing w:line="21" w:lineRule="atLeast"/>
+              <w:spacing w:line="26" w:lineRule="atLeast"/>
               <w:jc w:val="center"/>
               <w:textAlignment w:val="center"/>
               <w:rPr>
@@ -2383,7 +2408,7 @@
         <w:keepLines w:val="0"/>
         <w:widowControl/>
         <w:suppressLineNumbers w:val="0"/>
-        <w:spacing w:line="21" w:lineRule="atLeast"/>
+        <w:spacing w:line="26" w:lineRule="atLeast"/>
       </w:pPr>
       <w:r>
         <w:rPr>
@@ -2475,7 +2500,7 @@
               <w:keepLines w:val="0"/>
               <w:widowControl/>
               <w:suppressLineNumbers w:val="0"/>
-              <w:spacing w:line="21" w:lineRule="atLeast"/>
+              <w:spacing w:line="26" w:lineRule="atLeast"/>
               <w:jc w:val="center"/>
               <w:textAlignment w:val="center"/>
               <w:rPr>
@@ -2527,7 +2552,7 @@
               <w:keepLines w:val="0"/>
               <w:widowControl/>
               <w:suppressLineNumbers w:val="0"/>
-              <w:spacing w:line="21" w:lineRule="atLeast"/>
+              <w:spacing w:line="26" w:lineRule="atLeast"/>
               <w:jc w:val="center"/>
               <w:textAlignment w:val="center"/>
               <w:rPr>
@@ -2579,7 +2604,7 @@
               <w:keepLines w:val="0"/>
               <w:widowControl/>
               <w:suppressLineNumbers w:val="0"/>
-              <w:spacing w:line="21" w:lineRule="atLeast"/>
+              <w:spacing w:line="26" w:lineRule="atLeast"/>
               <w:jc w:val="center"/>
               <w:textAlignment w:val="center"/>
               <w:rPr>
@@ -2631,7 +2656,7 @@
               <w:keepLines w:val="0"/>
               <w:widowControl/>
               <w:suppressLineNumbers w:val="0"/>
-              <w:spacing w:line="21" w:lineRule="atLeast"/>
+              <w:spacing w:line="26" w:lineRule="atLeast"/>
               <w:jc w:val="center"/>
               <w:textAlignment w:val="center"/>
               <w:rPr>
@@ -2683,7 +2708,7 @@
               <w:keepLines w:val="0"/>
               <w:widowControl/>
               <w:suppressLineNumbers w:val="0"/>
-              <w:spacing w:line="21" w:lineRule="atLeast"/>
+              <w:spacing w:line="26" w:lineRule="atLeast"/>
               <w:jc w:val="center"/>
               <w:textAlignment w:val="center"/>
               <w:rPr>
@@ -2780,7 +2805,7 @@
               <w:keepLines w:val="0"/>
               <w:widowControl/>
               <w:suppressLineNumbers w:val="0"/>
-              <w:spacing w:line="21" w:lineRule="atLeast"/>
+              <w:spacing w:line="26" w:lineRule="atLeast"/>
               <w:jc w:val="left"/>
               <w:textAlignment w:val="center"/>
               <w:rPr>
@@ -2826,7 +2851,7 @@
               <w:keepLines w:val="0"/>
               <w:widowControl/>
               <w:suppressLineNumbers w:val="0"/>
-              <w:spacing w:line="21" w:lineRule="atLeast"/>
+              <w:spacing w:line="26" w:lineRule="atLeast"/>
               <w:jc w:val="left"/>
               <w:textAlignment w:val="center"/>
               <w:rPr>
@@ -2872,7 +2897,7 @@
               <w:keepLines w:val="0"/>
               <w:widowControl/>
               <w:suppressLineNumbers w:val="0"/>
-              <w:spacing w:line="21" w:lineRule="atLeast"/>
+              <w:spacing w:line="26" w:lineRule="atLeast"/>
               <w:jc w:val="left"/>
               <w:textAlignment w:val="center"/>
               <w:rPr>
@@ -2918,7 +2943,7 @@
               <w:keepLines w:val="0"/>
               <w:widowControl/>
               <w:suppressLineNumbers w:val="0"/>
-              <w:spacing w:line="21" w:lineRule="atLeast"/>
+              <w:spacing w:line="26" w:lineRule="atLeast"/>
               <w:jc w:val="left"/>
               <w:textAlignment w:val="center"/>
               <w:rPr>
@@ -2964,7 +2989,7 @@
               <w:keepLines w:val="0"/>
               <w:widowControl/>
               <w:suppressLineNumbers w:val="0"/>
-              <w:spacing w:line="21" w:lineRule="atLeast"/>
+              <w:spacing w:line="26" w:lineRule="atLeast"/>
               <w:jc w:val="left"/>
               <w:textAlignment w:val="center"/>
               <w:rPr>
@@ -3029,7 +3054,7 @@
               <w:keepLines w:val="0"/>
               <w:widowControl/>
               <w:suppressLineNumbers w:val="0"/>
-              <w:spacing w:line="21" w:lineRule="atLeast"/>
+              <w:spacing w:line="26" w:lineRule="atLeast"/>
               <w:jc w:val="left"/>
               <w:textAlignment w:val="center"/>
               <w:rPr>
@@ -3075,7 +3100,7 @@
               <w:keepLines w:val="0"/>
               <w:widowControl/>
               <w:suppressLineNumbers w:val="0"/>
-              <w:spacing w:line="21" w:lineRule="atLeast"/>
+              <w:spacing w:line="26" w:lineRule="atLeast"/>
               <w:jc w:val="left"/>
               <w:textAlignment w:val="center"/>
               <w:rPr>
@@ -3121,7 +3146,7 @@
               <w:keepLines w:val="0"/>
               <w:widowControl/>
               <w:suppressLineNumbers w:val="0"/>
-              <w:spacing w:line="21" w:lineRule="atLeast"/>
+              <w:spacing w:line="26" w:lineRule="atLeast"/>
               <w:jc w:val="left"/>
               <w:textAlignment w:val="center"/>
               <w:rPr>
@@ -3167,7 +3192,7 @@
               <w:keepLines w:val="0"/>
               <w:widowControl/>
               <w:suppressLineNumbers w:val="0"/>
-              <w:spacing w:line="21" w:lineRule="atLeast"/>
+              <w:spacing w:line="26" w:lineRule="atLeast"/>
               <w:jc w:val="left"/>
               <w:textAlignment w:val="center"/>
               <w:rPr>
@@ -3213,7 +3238,7 @@
               <w:keepLines w:val="0"/>
               <w:widowControl/>
               <w:suppressLineNumbers w:val="0"/>
-              <w:spacing w:line="21" w:lineRule="atLeast"/>
+              <w:spacing w:line="26" w:lineRule="atLeast"/>
               <w:jc w:val="left"/>
               <w:textAlignment w:val="center"/>
               <w:rPr>
@@ -3278,7 +3303,7 @@
               <w:keepLines w:val="0"/>
               <w:widowControl/>
               <w:suppressLineNumbers w:val="0"/>
-              <w:spacing w:line="21" w:lineRule="atLeast"/>
+              <w:spacing w:line="26" w:lineRule="atLeast"/>
               <w:jc w:val="left"/>
               <w:textAlignment w:val="center"/>
               <w:rPr>
@@ -3324,7 +3349,7 @@
               <w:keepLines w:val="0"/>
               <w:widowControl/>
               <w:suppressLineNumbers w:val="0"/>
-              <w:spacing w:line="21" w:lineRule="atLeast"/>
+              <w:spacing w:line="26" w:lineRule="atLeast"/>
               <w:jc w:val="left"/>
               <w:textAlignment w:val="center"/>
               <w:rPr>
@@ -3370,7 +3395,7 @@
               <w:keepLines w:val="0"/>
               <w:widowControl/>
               <w:suppressLineNumbers w:val="0"/>
-              <w:spacing w:line="21" w:lineRule="atLeast"/>
+              <w:spacing w:line="26" w:lineRule="atLeast"/>
               <w:jc w:val="left"/>
               <w:textAlignment w:val="center"/>
               <w:rPr>
@@ -3416,7 +3441,7 @@
               <w:keepLines w:val="0"/>
               <w:widowControl/>
               <w:suppressLineNumbers w:val="0"/>
-              <w:spacing w:line="21" w:lineRule="atLeast"/>
+              <w:spacing w:line="26" w:lineRule="atLeast"/>
               <w:jc w:val="left"/>
               <w:textAlignment w:val="center"/>
               <w:rPr>
@@ -3462,7 +3487,7 @@
               <w:keepLines w:val="0"/>
               <w:widowControl/>
               <w:suppressLineNumbers w:val="0"/>
-              <w:spacing w:line="21" w:lineRule="atLeast"/>
+              <w:spacing w:line="26" w:lineRule="atLeast"/>
               <w:jc w:val="left"/>
               <w:textAlignment w:val="center"/>
               <w:rPr>
@@ -3493,7 +3518,7 @@
         <w:keepLines w:val="0"/>
         <w:widowControl/>
         <w:suppressLineNumbers w:val="0"/>
-        <w:spacing w:line="21" w:lineRule="atLeast"/>
+        <w:spacing w:line="26" w:lineRule="atLeast"/>
       </w:pPr>
       <w:r>
         <w:rPr>
@@ -3596,7 +3621,7 @@
               <w:keepLines w:val="0"/>
               <w:widowControl/>
               <w:suppressLineNumbers w:val="0"/>
-              <w:spacing w:line="21" w:lineRule="atLeast"/>
+              <w:spacing w:line="26" w:lineRule="atLeast"/>
               <w:jc w:val="center"/>
               <w:textAlignment w:val="center"/>
               <w:rPr>
@@ -3674,7 +3699,7 @@
               <w:keepLines w:val="0"/>
               <w:widowControl/>
               <w:suppressLineNumbers w:val="0"/>
-              <w:spacing w:line="21" w:lineRule="atLeast"/>
+              <w:spacing w:line="26" w:lineRule="atLeast"/>
               <w:jc w:val="center"/>
               <w:textAlignment w:val="center"/>
               <w:rPr>
@@ -3726,7 +3751,7 @@
               <w:keepLines w:val="0"/>
               <w:widowControl/>
               <w:suppressLineNumbers w:val="0"/>
-              <w:spacing w:line="21" w:lineRule="atLeast"/>
+              <w:spacing w:line="26" w:lineRule="atLeast"/>
               <w:jc w:val="center"/>
               <w:textAlignment w:val="center"/>
               <w:rPr>
@@ -3778,7 +3803,7 @@
               <w:keepLines w:val="0"/>
               <w:widowControl/>
               <w:suppressLineNumbers w:val="0"/>
-              <w:spacing w:line="21" w:lineRule="atLeast"/>
+              <w:spacing w:line="26" w:lineRule="atLeast"/>
               <w:jc w:val="center"/>
               <w:textAlignment w:val="center"/>
               <w:rPr>
@@ -3830,7 +3855,7 @@
               <w:keepLines w:val="0"/>
               <w:widowControl/>
               <w:suppressLineNumbers w:val="0"/>
-              <w:spacing w:line="21" w:lineRule="atLeast"/>
+              <w:spacing w:line="26" w:lineRule="atLeast"/>
               <w:jc w:val="center"/>
               <w:textAlignment w:val="center"/>
               <w:rPr>
@@ -3900,7 +3925,7 @@
               <w:keepLines w:val="0"/>
               <w:widowControl/>
               <w:suppressLineNumbers w:val="0"/>
-              <w:spacing w:line="21" w:lineRule="atLeast"/>
+              <w:spacing w:line="26" w:lineRule="atLeast"/>
               <w:jc w:val="left"/>
               <w:textAlignment w:val="center"/>
               <w:rPr>
@@ -3946,7 +3971,7 @@
               <w:keepLines w:val="0"/>
               <w:widowControl/>
               <w:suppressLineNumbers w:val="0"/>
-              <w:spacing w:line="21" w:lineRule="atLeast"/>
+              <w:spacing w:line="26" w:lineRule="atLeast"/>
               <w:jc w:val="left"/>
               <w:textAlignment w:val="center"/>
               <w:rPr>
@@ -3992,7 +4017,7 @@
               <w:keepLines w:val="0"/>
               <w:widowControl/>
               <w:suppressLineNumbers w:val="0"/>
-              <w:spacing w:line="21" w:lineRule="atLeast"/>
+              <w:spacing w:line="26" w:lineRule="atLeast"/>
               <w:jc w:val="left"/>
               <w:textAlignment w:val="center"/>
               <w:rPr>
@@ -4038,7 +4063,7 @@
               <w:keepLines w:val="0"/>
               <w:widowControl/>
               <w:suppressLineNumbers w:val="0"/>
-              <w:spacing w:line="21" w:lineRule="atLeast"/>
+              <w:spacing w:line="26" w:lineRule="atLeast"/>
               <w:jc w:val="left"/>
               <w:textAlignment w:val="center"/>
               <w:rPr>
@@ -4084,7 +4109,7 @@
               <w:keepLines w:val="0"/>
               <w:widowControl/>
               <w:suppressLineNumbers w:val="0"/>
-              <w:spacing w:line="21" w:lineRule="atLeast"/>
+              <w:spacing w:line="26" w:lineRule="atLeast"/>
               <w:jc w:val="left"/>
               <w:textAlignment w:val="center"/>
               <w:rPr>
@@ -4149,7 +4174,7 @@
               <w:keepLines w:val="0"/>
               <w:widowControl/>
               <w:suppressLineNumbers w:val="0"/>
-              <w:spacing w:line="21" w:lineRule="atLeast"/>
+              <w:spacing w:line="26" w:lineRule="atLeast"/>
               <w:jc w:val="left"/>
               <w:textAlignment w:val="center"/>
               <w:rPr>
@@ -4195,7 +4220,7 @@
               <w:keepLines w:val="0"/>
               <w:widowControl/>
               <w:suppressLineNumbers w:val="0"/>
-              <w:spacing w:line="21" w:lineRule="atLeast"/>
+              <w:spacing w:line="26" w:lineRule="atLeast"/>
               <w:jc w:val="left"/>
               <w:textAlignment w:val="center"/>
               <w:rPr>
@@ -4241,7 +4266,7 @@
               <w:keepLines w:val="0"/>
               <w:widowControl/>
               <w:suppressLineNumbers w:val="0"/>
-              <w:spacing w:line="21" w:lineRule="atLeast"/>
+              <w:spacing w:line="26" w:lineRule="atLeast"/>
               <w:jc w:val="left"/>
               <w:textAlignment w:val="center"/>
               <w:rPr>
@@ -4287,7 +4312,7 @@
               <w:keepLines w:val="0"/>
               <w:widowControl/>
               <w:suppressLineNumbers w:val="0"/>
-              <w:spacing w:line="21" w:lineRule="atLeast"/>
+              <w:spacing w:line="26" w:lineRule="atLeast"/>
               <w:jc w:val="left"/>
               <w:textAlignment w:val="center"/>
               <w:rPr>
@@ -4333,7 +4358,7 @@
               <w:keepLines w:val="0"/>
               <w:widowControl/>
               <w:suppressLineNumbers w:val="0"/>
-              <w:spacing w:line="21" w:lineRule="atLeast"/>
+              <w:spacing w:line="26" w:lineRule="atLeast"/>
               <w:jc w:val="left"/>
               <w:textAlignment w:val="center"/>
               <w:rPr>
@@ -4366,6 +4391,7 @@
             <w:insideH w:val="none" w:color="auto" w:sz="0" w:space="0"/>
             <w:insideV w:val="none" w:color="auto" w:sz="0" w:space="0"/>
           </w:tblBorders>
+          <w:shd w:val="clear"/>
           <w:tblCellMar>
             <w:top w:w="15" w:type="dxa"/>
             <w:left w:w="15" w:type="dxa"/>
@@ -4397,7 +4423,7 @@
               <w:keepLines w:val="0"/>
               <w:widowControl/>
               <w:suppressLineNumbers w:val="0"/>
-              <w:spacing w:line="21" w:lineRule="atLeast"/>
+              <w:spacing w:line="26" w:lineRule="atLeast"/>
               <w:jc w:val="left"/>
               <w:textAlignment w:val="center"/>
               <w:rPr>
@@ -4443,7 +4469,7 @@
               <w:keepLines w:val="0"/>
               <w:widowControl/>
               <w:suppressLineNumbers w:val="0"/>
-              <w:spacing w:line="21" w:lineRule="atLeast"/>
+              <w:spacing w:line="26" w:lineRule="atLeast"/>
               <w:jc w:val="left"/>
               <w:textAlignment w:val="center"/>
               <w:rPr>
@@ -4489,7 +4515,7 @@
               <w:keepLines w:val="0"/>
               <w:widowControl/>
               <w:suppressLineNumbers w:val="0"/>
-              <w:spacing w:line="21" w:lineRule="atLeast"/>
+              <w:spacing w:line="26" w:lineRule="atLeast"/>
               <w:jc w:val="left"/>
               <w:textAlignment w:val="center"/>
               <w:rPr>
@@ -4535,7 +4561,7 @@
               <w:keepLines w:val="0"/>
               <w:widowControl/>
               <w:suppressLineNumbers w:val="0"/>
-              <w:spacing w:line="21" w:lineRule="atLeast"/>
+              <w:spacing w:line="26" w:lineRule="atLeast"/>
               <w:jc w:val="left"/>
               <w:textAlignment w:val="center"/>
               <w:rPr>
@@ -4581,7 +4607,7 @@
               <w:keepLines w:val="0"/>
               <w:widowControl/>
               <w:suppressLineNumbers w:val="0"/>
-              <w:spacing w:line="21" w:lineRule="atLeast"/>
+              <w:spacing w:line="26" w:lineRule="atLeast"/>
               <w:jc w:val="left"/>
               <w:textAlignment w:val="center"/>
               <w:rPr>
@@ -4612,7 +4638,7 @@
         <w:keepLines w:val="0"/>
         <w:widowControl/>
         <w:suppressLineNumbers w:val="0"/>
-        <w:spacing w:line="21" w:lineRule="atLeast"/>
+        <w:spacing w:line="26" w:lineRule="atLeast"/>
       </w:pPr>
       <w:r>
         <w:rPr>
@@ -4703,7 +4729,7 @@
               <w:keepLines w:val="0"/>
               <w:widowControl/>
               <w:suppressLineNumbers w:val="0"/>
-              <w:spacing w:line="21" w:lineRule="atLeast"/>
+              <w:spacing w:line="26" w:lineRule="atLeast"/>
               <w:jc w:val="center"/>
               <w:textAlignment w:val="center"/>
               <w:rPr>
@@ -4755,7 +4781,7 @@
               <w:keepLines w:val="0"/>
               <w:widowControl/>
               <w:suppressLineNumbers w:val="0"/>
-              <w:spacing w:line="21" w:lineRule="atLeast"/>
+              <w:spacing w:line="26" w:lineRule="atLeast"/>
               <w:jc w:val="center"/>
               <w:textAlignment w:val="center"/>
               <w:rPr>
@@ -4807,7 +4833,7 @@
               <w:keepLines w:val="0"/>
               <w:widowControl/>
               <w:suppressLineNumbers w:val="0"/>
-              <w:spacing w:line="21" w:lineRule="atLeast"/>
+              <w:spacing w:line="26" w:lineRule="atLeast"/>
               <w:jc w:val="center"/>
               <w:textAlignment w:val="center"/>
               <w:rPr>
@@ -4885,7 +4911,7 @@
               <w:keepLines w:val="0"/>
               <w:widowControl/>
               <w:suppressLineNumbers w:val="0"/>
-              <w:spacing w:line="21" w:lineRule="atLeast"/>
+              <w:spacing w:line="26" w:lineRule="atLeast"/>
               <w:jc w:val="center"/>
               <w:textAlignment w:val="center"/>
               <w:rPr>
@@ -4956,7 +4982,7 @@
               <w:keepLines w:val="0"/>
               <w:widowControl/>
               <w:suppressLineNumbers w:val="0"/>
-              <w:spacing w:line="21" w:lineRule="atLeast"/>
+              <w:spacing w:line="26" w:lineRule="atLeast"/>
               <w:jc w:val="left"/>
               <w:textAlignment w:val="center"/>
               <w:rPr>
@@ -5002,7 +5028,7 @@
               <w:keepLines w:val="0"/>
               <w:widowControl/>
               <w:suppressLineNumbers w:val="0"/>
-              <w:spacing w:line="21" w:lineRule="atLeast"/>
+              <w:spacing w:line="26" w:lineRule="atLeast"/>
               <w:jc w:val="left"/>
               <w:textAlignment w:val="center"/>
               <w:rPr>
@@ -5048,7 +5074,7 @@
               <w:keepLines w:val="0"/>
               <w:widowControl/>
               <w:suppressLineNumbers w:val="0"/>
-              <w:spacing w:line="21" w:lineRule="atLeast"/>
+              <w:spacing w:line="26" w:lineRule="atLeast"/>
               <w:jc w:val="left"/>
               <w:textAlignment w:val="center"/>
               <w:rPr>
@@ -5094,7 +5120,7 @@
               <w:keepLines w:val="0"/>
               <w:widowControl/>
               <w:suppressLineNumbers w:val="0"/>
-              <w:spacing w:line="21" w:lineRule="atLeast"/>
+              <w:spacing w:line="26" w:lineRule="atLeast"/>
               <w:jc w:val="left"/>
               <w:textAlignment w:val="center"/>
               <w:rPr>
@@ -5158,7 +5184,7 @@
               <w:keepLines w:val="0"/>
               <w:widowControl/>
               <w:suppressLineNumbers w:val="0"/>
-              <w:spacing w:line="21" w:lineRule="atLeast"/>
+              <w:spacing w:line="26" w:lineRule="atLeast"/>
               <w:jc w:val="left"/>
               <w:textAlignment w:val="center"/>
               <w:rPr>
@@ -5204,7 +5230,7 @@
               <w:keepLines w:val="0"/>
               <w:widowControl/>
               <w:suppressLineNumbers w:val="0"/>
-              <w:spacing w:line="21" w:lineRule="atLeast"/>
+              <w:spacing w:line="26" w:lineRule="atLeast"/>
               <w:jc w:val="left"/>
               <w:textAlignment w:val="center"/>
               <w:rPr>
@@ -5250,7 +5276,7 @@
               <w:keepLines w:val="0"/>
               <w:widowControl/>
               <w:suppressLineNumbers w:val="0"/>
-              <w:spacing w:line="21" w:lineRule="atLeast"/>
+              <w:spacing w:line="26" w:lineRule="atLeast"/>
               <w:jc w:val="left"/>
               <w:textAlignment w:val="center"/>
               <w:rPr>
@@ -5296,209 +5322,7 @@
               <w:keepLines w:val="0"/>
               <w:widowControl/>
               <w:suppressLineNumbers w:val="0"/>
-              <w:spacing w:line="21" w:lineRule="atLeast"/>
-              <w:jc w:val="left"/>
-              <w:textAlignment w:val="center"/>
-              <w:rPr>
-                <w:rFonts w:hint="default" w:ascii="Leelawadee UI" w:hAnsi="Leelawadee UI" w:eastAsia="Leelawadee UI" w:cs="Leelawadee UI"/>
-                <w:color w:val="26221A"/>
-                <w:sz w:val="20"/>
-                <w:szCs w:val="20"/>
-              </w:rPr>
-            </w:pPr>
-            <w:r>
-              <w:rPr>
-                <w:rFonts w:hint="default" w:ascii="Leelawadee UI" w:hAnsi="Leelawadee UI" w:eastAsia="Leelawadee UI" w:cs="Leelawadee UI"/>
-                <w:color w:val="26221A"/>
-                <w:sz w:val="20"/>
-                <w:szCs w:val="20"/>
-                <w:bdr w:val="none" w:color="auto" w:sz="0" w:space="0"/>
-              </w:rPr>
-              <w:t> </w:t>
-            </w:r>
-          </w:p>
-        </w:tc>
-      </w:tr>
-      <w:tr>
-        <w:tblPrEx>
-          <w:tblBorders>
-            <w:top w:val="none" w:color="auto" w:sz="0" w:space="0"/>
-            <w:left w:val="none" w:color="auto" w:sz="0" w:space="0"/>
-            <w:bottom w:val="none" w:color="auto" w:sz="0" w:space="0"/>
-            <w:right w:val="none" w:color="auto" w:sz="0" w:space="0"/>
-            <w:insideH w:val="none" w:color="auto" w:sz="0" w:space="0"/>
-            <w:insideV w:val="none" w:color="auto" w:sz="0" w:space="0"/>
-          </w:tblBorders>
-          <w:tblCellMar>
-            <w:top w:w="15" w:type="dxa"/>
-            <w:left w:w="15" w:type="dxa"/>
-            <w:bottom w:w="15" w:type="dxa"/>
-            <w:right w:w="15" w:type="dxa"/>
-          </w:tblCellMar>
-        </w:tblPrEx>
-        <w:tc>
-          <w:tcPr>
-            <w:tcW w:w="0" w:type="auto"/>
-            <w:tcBorders>
-              <w:top w:val="single" w:color="8A7A55" w:sz="6" w:space="0"/>
-              <w:left w:val="single" w:color="8A7A55" w:sz="6" w:space="0"/>
-              <w:bottom w:val="single" w:color="8A7A55" w:sz="6" w:space="0"/>
-              <w:right w:val="single" w:color="8A7A55" w:sz="6" w:space="0"/>
-            </w:tcBorders>
-            <w:shd w:val="clear"/>
-            <w:tcMar>
-              <w:top w:w="100" w:type="dxa"/>
-              <w:left w:w="140" w:type="dxa"/>
-              <w:bottom w:w="100" w:type="dxa"/>
-              <w:right w:w="140" w:type="dxa"/>
-            </w:tcMar>
-            <w:vAlign w:val="center"/>
-          </w:tcPr>
-          <w:p>
-            <w:pPr>
-              <w:keepNext w:val="0"/>
-              <w:keepLines w:val="0"/>
-              <w:widowControl/>
-              <w:suppressLineNumbers w:val="0"/>
-              <w:spacing w:line="21" w:lineRule="atLeast"/>
-              <w:jc w:val="left"/>
-              <w:textAlignment w:val="center"/>
-              <w:rPr>
-                <w:rFonts w:hint="default" w:ascii="Leelawadee UI" w:hAnsi="Leelawadee UI" w:eastAsia="Leelawadee UI" w:cs="Leelawadee UI"/>
-                <w:color w:val="26221A"/>
-                <w:sz w:val="20"/>
-                <w:szCs w:val="20"/>
-              </w:rPr>
-            </w:pPr>
-            <w:r>
-              <w:rPr>
-                <w:rFonts w:hint="default" w:ascii="Leelawadee UI" w:hAnsi="Leelawadee UI" w:eastAsia="Leelawadee UI" w:cs="Leelawadee UI"/>
-                <w:color w:val="26221A"/>
-                <w:sz w:val="20"/>
-                <w:szCs w:val="20"/>
-                <w:bdr w:val="none" w:color="auto" w:sz="0" w:space="0"/>
-              </w:rPr>
-              <w:t> </w:t>
-            </w:r>
-          </w:p>
-        </w:tc>
-        <w:tc>
-          <w:tcPr>
-            <w:tcW w:w="0" w:type="auto"/>
-            <w:tcBorders>
-              <w:top w:val="single" w:color="8A7A55" w:sz="6" w:space="0"/>
-              <w:left w:val="single" w:color="8A7A55" w:sz="6" w:space="0"/>
-              <w:bottom w:val="single" w:color="8A7A55" w:sz="6" w:space="0"/>
-              <w:right w:val="single" w:color="8A7A55" w:sz="6" w:space="0"/>
-            </w:tcBorders>
-            <w:shd w:val="clear"/>
-            <w:tcMar>
-              <w:top w:w="100" w:type="dxa"/>
-              <w:left w:w="140" w:type="dxa"/>
-              <w:bottom w:w="100" w:type="dxa"/>
-              <w:right w:w="140" w:type="dxa"/>
-            </w:tcMar>
-            <w:vAlign w:val="center"/>
-          </w:tcPr>
-          <w:p>
-            <w:pPr>
-              <w:keepNext w:val="0"/>
-              <w:keepLines w:val="0"/>
-              <w:widowControl/>
-              <w:suppressLineNumbers w:val="0"/>
-              <w:spacing w:line="21" w:lineRule="atLeast"/>
-              <w:jc w:val="left"/>
-              <w:textAlignment w:val="center"/>
-              <w:rPr>
-                <w:rFonts w:hint="default" w:ascii="Leelawadee UI" w:hAnsi="Leelawadee UI" w:eastAsia="Leelawadee UI" w:cs="Leelawadee UI"/>
-                <w:color w:val="26221A"/>
-                <w:sz w:val="20"/>
-                <w:szCs w:val="20"/>
-              </w:rPr>
-            </w:pPr>
-            <w:r>
-              <w:rPr>
-                <w:rFonts w:hint="default" w:ascii="Leelawadee UI" w:hAnsi="Leelawadee UI" w:eastAsia="Leelawadee UI" w:cs="Leelawadee UI"/>
-                <w:color w:val="26221A"/>
-                <w:sz w:val="20"/>
-                <w:szCs w:val="20"/>
-                <w:bdr w:val="none" w:color="auto" w:sz="0" w:space="0"/>
-              </w:rPr>
-              <w:t> </w:t>
-            </w:r>
-          </w:p>
-        </w:tc>
-        <w:tc>
-          <w:tcPr>
-            <w:tcW w:w="0" w:type="auto"/>
-            <w:tcBorders>
-              <w:top w:val="single" w:color="8A7A55" w:sz="6" w:space="0"/>
-              <w:left w:val="single" w:color="8A7A55" w:sz="6" w:space="0"/>
-              <w:bottom w:val="single" w:color="8A7A55" w:sz="6" w:space="0"/>
-              <w:right w:val="single" w:color="8A7A55" w:sz="6" w:space="0"/>
-            </w:tcBorders>
-            <w:shd w:val="clear"/>
-            <w:tcMar>
-              <w:top w:w="100" w:type="dxa"/>
-              <w:left w:w="140" w:type="dxa"/>
-              <w:bottom w:w="100" w:type="dxa"/>
-              <w:right w:w="140" w:type="dxa"/>
-            </w:tcMar>
-            <w:vAlign w:val="center"/>
-          </w:tcPr>
-          <w:p>
-            <w:pPr>
-              <w:keepNext w:val="0"/>
-              <w:keepLines w:val="0"/>
-              <w:widowControl/>
-              <w:suppressLineNumbers w:val="0"/>
-              <w:spacing w:line="21" w:lineRule="atLeast"/>
-              <w:jc w:val="left"/>
-              <w:textAlignment w:val="center"/>
-              <w:rPr>
-                <w:rFonts w:hint="default" w:ascii="Leelawadee UI" w:hAnsi="Leelawadee UI" w:eastAsia="Leelawadee UI" w:cs="Leelawadee UI"/>
-                <w:color w:val="26221A"/>
-                <w:sz w:val="20"/>
-                <w:szCs w:val="20"/>
-              </w:rPr>
-            </w:pPr>
-            <w:r>
-              <w:rPr>
-                <w:rFonts w:hint="default" w:ascii="Leelawadee UI" w:hAnsi="Leelawadee UI" w:eastAsia="Leelawadee UI" w:cs="Leelawadee UI"/>
-                <w:color w:val="26221A"/>
-                <w:sz w:val="20"/>
-                <w:szCs w:val="20"/>
-                <w:bdr w:val="none" w:color="auto" w:sz="0" w:space="0"/>
-              </w:rPr>
-              <w:t> </w:t>
-            </w:r>
-          </w:p>
-        </w:tc>
-        <w:tc>
-          <w:tcPr>
-            <w:tcW w:w="0" w:type="auto"/>
-            <w:tcBorders>
-              <w:top w:val="single" w:color="8A7A55" w:sz="6" w:space="0"/>
-              <w:left w:val="single" w:color="8A7A55" w:sz="6" w:space="0"/>
-              <w:bottom w:val="single" w:color="8A7A55" w:sz="6" w:space="0"/>
-              <w:right w:val="single" w:color="8A7A55" w:sz="6" w:space="0"/>
-            </w:tcBorders>
-            <w:shd w:val="clear"/>
-            <w:tcMar>
-              <w:top w:w="100" w:type="dxa"/>
-              <w:left w:w="140" w:type="dxa"/>
-              <w:bottom w:w="100" w:type="dxa"/>
-              <w:right w:w="140" w:type="dxa"/>
-            </w:tcMar>
-            <w:vAlign w:val="center"/>
-          </w:tcPr>
-          <w:p>
-            <w:pPr>
-              <w:keepNext w:val="0"/>
-              <w:keepLines w:val="0"/>
-              <w:widowControl/>
-              <w:suppressLineNumbers w:val="0"/>
-              <w:spacing w:line="21" w:lineRule="atLeast"/>
+              <w:spacing w:line="26" w:lineRule="atLeast"/>
               <w:jc w:val="left"/>
               <w:textAlignment w:val="center"/>
               <w:rPr>
@@ -5563,7 +5387,7 @@
               <w:keepLines w:val="0"/>
               <w:widowControl/>
               <w:suppressLineNumbers w:val="0"/>
-              <w:spacing w:line="21" w:lineRule="atLeast"/>
+              <w:spacing w:line="26" w:lineRule="atLeast"/>
               <w:jc w:val="left"/>
               <w:textAlignment w:val="center"/>
               <w:rPr>
@@ -5609,7 +5433,7 @@
               <w:keepLines w:val="0"/>
               <w:widowControl/>
               <w:suppressLineNumbers w:val="0"/>
-              <w:spacing w:line="21" w:lineRule="atLeast"/>
+              <w:spacing w:line="26" w:lineRule="atLeast"/>
               <w:jc w:val="left"/>
               <w:textAlignment w:val="center"/>
               <w:rPr>
@@ -5655,7 +5479,7 @@
               <w:keepLines w:val="0"/>
               <w:widowControl/>
               <w:suppressLineNumbers w:val="0"/>
-              <w:spacing w:line="21" w:lineRule="atLeast"/>
+              <w:spacing w:line="26" w:lineRule="atLeast"/>
               <w:jc w:val="left"/>
               <w:textAlignment w:val="center"/>
               <w:rPr>
@@ -5701,7 +5525,210 @@
               <w:keepLines w:val="0"/>
               <w:widowControl/>
               <w:suppressLineNumbers w:val="0"/>
-              <w:spacing w:line="21" w:lineRule="atLeast"/>
+              <w:spacing w:line="26" w:lineRule="atLeast"/>
+              <w:jc w:val="left"/>
+              <w:textAlignment w:val="center"/>
+              <w:rPr>
+                <w:rFonts w:hint="default" w:ascii="Leelawadee UI" w:hAnsi="Leelawadee UI" w:eastAsia="Leelawadee UI" w:cs="Leelawadee UI"/>
+                <w:color w:val="26221A"/>
+                <w:sz w:val="20"/>
+                <w:szCs w:val="20"/>
+              </w:rPr>
+            </w:pPr>
+            <w:r>
+              <w:rPr>
+                <w:rFonts w:hint="default" w:ascii="Leelawadee UI" w:hAnsi="Leelawadee UI" w:eastAsia="Leelawadee UI" w:cs="Leelawadee UI"/>
+                <w:color w:val="26221A"/>
+                <w:sz w:val="20"/>
+                <w:szCs w:val="20"/>
+                <w:bdr w:val="none" w:color="auto" w:sz="0" w:space="0"/>
+              </w:rPr>
+              <w:t> </w:t>
+            </w:r>
+          </w:p>
+        </w:tc>
+      </w:tr>
+      <w:tr>
+        <w:tblPrEx>
+          <w:tblBorders>
+            <w:top w:val="none" w:color="auto" w:sz="0" w:space="0"/>
+            <w:left w:val="none" w:color="auto" w:sz="0" w:space="0"/>
+            <w:bottom w:val="none" w:color="auto" w:sz="0" w:space="0"/>
+            <w:right w:val="none" w:color="auto" w:sz="0" w:space="0"/>
+            <w:insideH w:val="none" w:color="auto" w:sz="0" w:space="0"/>
+            <w:insideV w:val="none" w:color="auto" w:sz="0" w:space="0"/>
+          </w:tblBorders>
+          <w:shd w:val="clear"/>
+          <w:tblCellMar>
+            <w:top w:w="15" w:type="dxa"/>
+            <w:left w:w="15" w:type="dxa"/>
+            <w:bottom w:w="15" w:type="dxa"/>
+            <w:right w:w="15" w:type="dxa"/>
+          </w:tblCellMar>
+        </w:tblPrEx>
+        <w:tc>
+          <w:tcPr>
+            <w:tcW w:w="0" w:type="auto"/>
+            <w:tcBorders>
+              <w:top w:val="single" w:color="8A7A55" w:sz="6" w:space="0"/>
+              <w:left w:val="single" w:color="8A7A55" w:sz="6" w:space="0"/>
+              <w:bottom w:val="single" w:color="8A7A55" w:sz="6" w:space="0"/>
+              <w:right w:val="single" w:color="8A7A55" w:sz="6" w:space="0"/>
+            </w:tcBorders>
+            <w:shd w:val="clear"/>
+            <w:tcMar>
+              <w:top w:w="100" w:type="dxa"/>
+              <w:left w:w="140" w:type="dxa"/>
+              <w:bottom w:w="100" w:type="dxa"/>
+              <w:right w:w="140" w:type="dxa"/>
+            </w:tcMar>
+            <w:vAlign w:val="center"/>
+          </w:tcPr>
+          <w:p>
+            <w:pPr>
+              <w:keepNext w:val="0"/>
+              <w:keepLines w:val="0"/>
+              <w:widowControl/>
+              <w:suppressLineNumbers w:val="0"/>
+              <w:spacing w:line="26" w:lineRule="atLeast"/>
+              <w:jc w:val="left"/>
+              <w:textAlignment w:val="center"/>
+              <w:rPr>
+                <w:rFonts w:hint="default" w:ascii="Leelawadee UI" w:hAnsi="Leelawadee UI" w:eastAsia="Leelawadee UI" w:cs="Leelawadee UI"/>
+                <w:color w:val="26221A"/>
+                <w:sz w:val="20"/>
+                <w:szCs w:val="20"/>
+              </w:rPr>
+            </w:pPr>
+            <w:r>
+              <w:rPr>
+                <w:rFonts w:hint="default" w:ascii="Leelawadee UI" w:hAnsi="Leelawadee UI" w:eastAsia="Leelawadee UI" w:cs="Leelawadee UI"/>
+                <w:color w:val="26221A"/>
+                <w:sz w:val="20"/>
+                <w:szCs w:val="20"/>
+                <w:bdr w:val="none" w:color="auto" w:sz="0" w:space="0"/>
+              </w:rPr>
+              <w:t> </w:t>
+            </w:r>
+          </w:p>
+        </w:tc>
+        <w:tc>
+          <w:tcPr>
+            <w:tcW w:w="0" w:type="auto"/>
+            <w:tcBorders>
+              <w:top w:val="single" w:color="8A7A55" w:sz="6" w:space="0"/>
+              <w:left w:val="single" w:color="8A7A55" w:sz="6" w:space="0"/>
+              <w:bottom w:val="single" w:color="8A7A55" w:sz="6" w:space="0"/>
+              <w:right w:val="single" w:color="8A7A55" w:sz="6" w:space="0"/>
+            </w:tcBorders>
+            <w:shd w:val="clear"/>
+            <w:tcMar>
+              <w:top w:w="100" w:type="dxa"/>
+              <w:left w:w="140" w:type="dxa"/>
+              <w:bottom w:w="100" w:type="dxa"/>
+              <w:right w:w="140" w:type="dxa"/>
+            </w:tcMar>
+            <w:vAlign w:val="center"/>
+          </w:tcPr>
+          <w:p>
+            <w:pPr>
+              <w:keepNext w:val="0"/>
+              <w:keepLines w:val="0"/>
+              <w:widowControl/>
+              <w:suppressLineNumbers w:val="0"/>
+              <w:spacing w:line="26" w:lineRule="atLeast"/>
+              <w:jc w:val="left"/>
+              <w:textAlignment w:val="center"/>
+              <w:rPr>
+                <w:rFonts w:hint="default" w:ascii="Leelawadee UI" w:hAnsi="Leelawadee UI" w:eastAsia="Leelawadee UI" w:cs="Leelawadee UI"/>
+                <w:color w:val="26221A"/>
+                <w:sz w:val="20"/>
+                <w:szCs w:val="20"/>
+              </w:rPr>
+            </w:pPr>
+            <w:r>
+              <w:rPr>
+                <w:rFonts w:hint="default" w:ascii="Leelawadee UI" w:hAnsi="Leelawadee UI" w:eastAsia="Leelawadee UI" w:cs="Leelawadee UI"/>
+                <w:color w:val="26221A"/>
+                <w:sz w:val="20"/>
+                <w:szCs w:val="20"/>
+                <w:bdr w:val="none" w:color="auto" w:sz="0" w:space="0"/>
+              </w:rPr>
+              <w:t> </w:t>
+            </w:r>
+          </w:p>
+        </w:tc>
+        <w:tc>
+          <w:tcPr>
+            <w:tcW w:w="0" w:type="auto"/>
+            <w:tcBorders>
+              <w:top w:val="single" w:color="8A7A55" w:sz="6" w:space="0"/>
+              <w:left w:val="single" w:color="8A7A55" w:sz="6" w:space="0"/>
+              <w:bottom w:val="single" w:color="8A7A55" w:sz="6" w:space="0"/>
+              <w:right w:val="single" w:color="8A7A55" w:sz="6" w:space="0"/>
+            </w:tcBorders>
+            <w:shd w:val="clear"/>
+            <w:tcMar>
+              <w:top w:w="100" w:type="dxa"/>
+              <w:left w:w="140" w:type="dxa"/>
+              <w:bottom w:w="100" w:type="dxa"/>
+              <w:right w:w="140" w:type="dxa"/>
+            </w:tcMar>
+            <w:vAlign w:val="center"/>
+          </w:tcPr>
+          <w:p>
+            <w:pPr>
+              <w:keepNext w:val="0"/>
+              <w:keepLines w:val="0"/>
+              <w:widowControl/>
+              <w:suppressLineNumbers w:val="0"/>
+              <w:spacing w:line="26" w:lineRule="atLeast"/>
+              <w:jc w:val="left"/>
+              <w:textAlignment w:val="center"/>
+              <w:rPr>
+                <w:rFonts w:hint="default" w:ascii="Leelawadee UI" w:hAnsi="Leelawadee UI" w:eastAsia="Leelawadee UI" w:cs="Leelawadee UI"/>
+                <w:color w:val="26221A"/>
+                <w:sz w:val="20"/>
+                <w:szCs w:val="20"/>
+              </w:rPr>
+            </w:pPr>
+            <w:r>
+              <w:rPr>
+                <w:rFonts w:hint="default" w:ascii="Leelawadee UI" w:hAnsi="Leelawadee UI" w:eastAsia="Leelawadee UI" w:cs="Leelawadee UI"/>
+                <w:color w:val="26221A"/>
+                <w:sz w:val="20"/>
+                <w:szCs w:val="20"/>
+                <w:bdr w:val="none" w:color="auto" w:sz="0" w:space="0"/>
+              </w:rPr>
+              <w:t> </w:t>
+            </w:r>
+          </w:p>
+        </w:tc>
+        <w:tc>
+          <w:tcPr>
+            <w:tcW w:w="0" w:type="auto"/>
+            <w:tcBorders>
+              <w:top w:val="single" w:color="8A7A55" w:sz="6" w:space="0"/>
+              <w:left w:val="single" w:color="8A7A55" w:sz="6" w:space="0"/>
+              <w:bottom w:val="single" w:color="8A7A55" w:sz="6" w:space="0"/>
+              <w:right w:val="single" w:color="8A7A55" w:sz="6" w:space="0"/>
+            </w:tcBorders>
+            <w:shd w:val="clear"/>
+            <w:tcMar>
+              <w:top w:w="100" w:type="dxa"/>
+              <w:left w:w="140" w:type="dxa"/>
+              <w:bottom w:w="100" w:type="dxa"/>
+              <w:right w:w="140" w:type="dxa"/>
+            </w:tcMar>
+            <w:vAlign w:val="center"/>
+          </w:tcPr>
+          <w:p>
+            <w:pPr>
+              <w:keepNext w:val="0"/>
+              <w:keepLines w:val="0"/>
+              <w:widowControl/>
+              <w:suppressLineNumbers w:val="0"/>
+              <w:spacing w:line="26" w:lineRule="atLeast"/>
               <w:jc w:val="left"/>
               <w:textAlignment w:val="center"/>
               <w:rPr>
@@ -5732,7 +5759,7 @@
         <w:keepLines w:val="0"/>
         <w:widowControl/>
         <w:suppressLineNumbers w:val="0"/>
-        <w:spacing w:line="21" w:lineRule="atLeast"/>
+        <w:spacing w:line="26" w:lineRule="atLeast"/>
       </w:pPr>
       <w:r>
         <w:rPr>
@@ -5823,7 +5850,7 @@
               <w:keepLines w:val="0"/>
               <w:widowControl/>
               <w:suppressLineNumbers w:val="0"/>
-              <w:spacing w:line="21" w:lineRule="atLeast"/>
+              <w:spacing w:line="26" w:lineRule="atLeast"/>
               <w:jc w:val="center"/>
               <w:textAlignment w:val="center"/>
               <w:rPr>
@@ -5904,7 +5931,7 @@
               <w:keepLines w:val="0"/>
               <w:widowControl/>
               <w:suppressLineNumbers w:val="0"/>
-              <w:spacing w:line="21" w:lineRule="atLeast"/>
+              <w:spacing w:line="26" w:lineRule="atLeast"/>
               <w:jc w:val="center"/>
               <w:textAlignment w:val="center"/>
               <w:rPr>
@@ -5935,235 +5962,6 @@
         <w:tc>
           <w:tcPr>
             <w:tcW w:w="0" w:type="auto"/>
-            <w:tcBorders>
-              <w:top w:val="single" w:color="8A7A55" w:sz="6" w:space="0"/>
-              <w:left w:val="single" w:color="8A7A55" w:sz="6" w:space="0"/>
-              <w:bottom w:val="single" w:color="8A7A55" w:sz="6" w:space="0"/>
-              <w:right w:val="single" w:color="8A7A55" w:sz="6" w:space="0"/>
-            </w:tcBorders>
-            <w:shd w:val="clear"/>
-            <w:tcMar>
-              <w:top w:w="100" w:type="dxa"/>
-              <w:left w:w="140" w:type="dxa"/>
-              <w:bottom w:w="100" w:type="dxa"/>
-              <w:right w:w="140" w:type="dxa"/>
-            </w:tcMar>
-            <w:vAlign w:val="center"/>
-          </w:tcPr>
-          <w:p>
-            <w:pPr>
-              <w:rPr>
-                <w:rFonts w:hint="default" w:ascii="Leelawadee UI" w:hAnsi="Leelawadee UI" w:eastAsia="Leelawadee UI" w:cs="Leelawadee UI"/>
-                <w:color w:val="26221A"/>
-                <w:sz w:val="20"/>
-                <w:szCs w:val="20"/>
-              </w:rPr>
-            </w:pPr>
-          </w:p>
-        </w:tc>
-      </w:tr>
-      <w:tr>
-        <w:tblPrEx>
-          <w:tblBorders>
-            <w:top w:val="none" w:color="auto" w:sz="0" w:space="0"/>
-            <w:left w:val="none" w:color="auto" w:sz="0" w:space="0"/>
-            <w:bottom w:val="none" w:color="auto" w:sz="0" w:space="0"/>
-            <w:right w:val="none" w:color="auto" w:sz="0" w:space="0"/>
-            <w:insideH w:val="none" w:color="auto" w:sz="0" w:space="0"/>
-            <w:insideV w:val="none" w:color="auto" w:sz="0" w:space="0"/>
-          </w:tblBorders>
-          <w:tblCellMar>
-            <w:top w:w="15" w:type="dxa"/>
-            <w:left w:w="15" w:type="dxa"/>
-            <w:bottom w:w="15" w:type="dxa"/>
-            <w:right w:w="15" w:type="dxa"/>
-          </w:tblCellMar>
-        </w:tblPrEx>
-        <w:tc>
-          <w:tcPr>
-            <w:tcW w:w="800" w:type="pct"/>
-            <w:tcBorders>
-              <w:top w:val="single" w:color="8A7A55" w:sz="6" w:space="0"/>
-              <w:left w:val="single" w:color="8A7A55" w:sz="6" w:space="0"/>
-              <w:bottom w:val="single" w:color="8A7A55" w:sz="6" w:space="0"/>
-              <w:right w:val="single" w:color="8A7A55" w:sz="6" w:space="0"/>
-            </w:tcBorders>
-            <w:shd w:val="clear" w:color="auto" w:fill="F8F4E8"/>
-            <w:tcMar>
-              <w:top w:w="100" w:type="dxa"/>
-              <w:left w:w="140" w:type="dxa"/>
-              <w:bottom w:w="100" w:type="dxa"/>
-              <w:right w:w="140" w:type="dxa"/>
-            </w:tcMar>
-            <w:vAlign w:val="center"/>
-          </w:tcPr>
-          <w:p>
-            <w:pPr>
-              <w:keepNext w:val="0"/>
-              <w:keepLines w:val="0"/>
-              <w:widowControl/>
-              <w:suppressLineNumbers w:val="0"/>
-              <w:spacing w:line="21" w:lineRule="atLeast"/>
-              <w:jc w:val="center"/>
-              <w:textAlignment w:val="center"/>
-              <w:rPr>
-                <w:rFonts w:hint="default" w:ascii="Leelawadee UI" w:hAnsi="Leelawadee UI" w:eastAsia="Leelawadee UI" w:cs="Leelawadee UI"/>
-                <w:b/>
-                <w:bCs/>
-                <w:color w:val="26221A"/>
-                <w:sz w:val="20"/>
-                <w:szCs w:val="20"/>
-              </w:rPr>
-            </w:pPr>
-            <w:r>
-              <w:rPr>
-                <w:rFonts w:hint="default" w:ascii="Leelawadee UI" w:hAnsi="Leelawadee UI" w:eastAsia="Leelawadee UI" w:cs="Leelawadee UI"/>
-                <w:b/>
-                <w:bCs/>
-                <w:color w:val="26221A"/>
-                <w:sz w:val="20"/>
-                <w:szCs w:val="20"/>
-                <w:bdr w:val="none" w:color="auto" w:sz="0" w:space="0"/>
-                <w:cs/>
-                <w:lang w:val="th-TH" w:bidi="th-TH"/>
-              </w:rPr>
-              <w:t>ของประทาน</w:t>
-            </w:r>
-          </w:p>
-        </w:tc>
-        <w:tc>
-          <w:tcPr>
-            <w:tcW w:w="0" w:type="auto"/>
-            <w:gridSpan w:val="3"/>
-            <w:tcBorders>
-              <w:top w:val="single" w:color="8A7A55" w:sz="6" w:space="0"/>
-              <w:left w:val="single" w:color="8A7A55" w:sz="6" w:space="0"/>
-              <w:bottom w:val="single" w:color="8A7A55" w:sz="6" w:space="0"/>
-              <w:right w:val="single" w:color="8A7A55" w:sz="6" w:space="0"/>
-            </w:tcBorders>
-            <w:shd w:val="clear"/>
-            <w:tcMar>
-              <w:top w:w="100" w:type="dxa"/>
-              <w:left w:w="140" w:type="dxa"/>
-              <w:bottom w:w="100" w:type="dxa"/>
-              <w:right w:w="140" w:type="dxa"/>
-            </w:tcMar>
-            <w:vAlign w:val="center"/>
-          </w:tcPr>
-          <w:p>
-            <w:pPr>
-              <w:rPr>
-                <w:rFonts w:hint="default" w:ascii="Leelawadee UI" w:hAnsi="Leelawadee UI" w:eastAsia="Leelawadee UI" w:cs="Leelawadee UI"/>
-                <w:color w:val="26221A"/>
-                <w:sz w:val="20"/>
-                <w:szCs w:val="20"/>
-              </w:rPr>
-            </w:pPr>
-          </w:p>
-        </w:tc>
-      </w:tr>
-      <w:tr>
-        <w:tblPrEx>
-          <w:tblBorders>
-            <w:top w:val="none" w:color="auto" w:sz="0" w:space="0"/>
-            <w:left w:val="none" w:color="auto" w:sz="0" w:space="0"/>
-            <w:bottom w:val="none" w:color="auto" w:sz="0" w:space="0"/>
-            <w:right w:val="none" w:color="auto" w:sz="0" w:space="0"/>
-            <w:insideH w:val="none" w:color="auto" w:sz="0" w:space="0"/>
-            <w:insideV w:val="none" w:color="auto" w:sz="0" w:space="0"/>
-          </w:tblBorders>
-          <w:tblCellMar>
-            <w:top w:w="15" w:type="dxa"/>
-            <w:left w:w="15" w:type="dxa"/>
-            <w:bottom w:w="15" w:type="dxa"/>
-            <w:right w:w="15" w:type="dxa"/>
-          </w:tblCellMar>
-        </w:tblPrEx>
-        <w:trPr>
-          <w:trHeight w:val="680" w:hRule="atLeast"/>
-        </w:trPr>
-        <w:tc>
-          <w:tcPr>
-            <w:tcW w:w="800" w:type="pct"/>
-            <w:tcBorders>
-              <w:top w:val="single" w:color="8A7A55" w:sz="6" w:space="0"/>
-              <w:left w:val="single" w:color="8A7A55" w:sz="6" w:space="0"/>
-              <w:bottom w:val="single" w:color="8A7A55" w:sz="6" w:space="0"/>
-              <w:right w:val="single" w:color="8A7A55" w:sz="6" w:space="0"/>
-            </w:tcBorders>
-            <w:shd w:val="clear" w:color="auto" w:fill="F8F4E8"/>
-            <w:tcMar>
-              <w:top w:w="100" w:type="dxa"/>
-              <w:left w:w="140" w:type="dxa"/>
-              <w:bottom w:w="100" w:type="dxa"/>
-              <w:right w:w="140" w:type="dxa"/>
-            </w:tcMar>
-            <w:vAlign w:val="center"/>
-          </w:tcPr>
-          <w:p>
-            <w:pPr>
-              <w:keepNext w:val="0"/>
-              <w:keepLines w:val="0"/>
-              <w:widowControl/>
-              <w:suppressLineNumbers w:val="0"/>
-              <w:spacing w:line="21" w:lineRule="atLeast"/>
-              <w:jc w:val="center"/>
-              <w:textAlignment w:val="center"/>
-              <w:rPr>
-                <w:rFonts w:hint="default" w:ascii="Leelawadee UI" w:hAnsi="Leelawadee UI" w:eastAsia="Leelawadee UI" w:cs="Leelawadee UI"/>
-                <w:b/>
-                <w:bCs/>
-                <w:color w:val="26221A"/>
-                <w:sz w:val="20"/>
-                <w:szCs w:val="20"/>
-              </w:rPr>
-            </w:pPr>
-            <w:r>
-              <w:rPr>
-                <w:rFonts w:hint="default" w:ascii="Leelawadee UI" w:hAnsi="Leelawadee UI" w:eastAsia="Leelawadee UI" w:cs="Leelawadee UI"/>
-                <w:b/>
-                <w:bCs/>
-                <w:color w:val="26221A"/>
-                <w:sz w:val="20"/>
-                <w:szCs w:val="20"/>
-                <w:bdr w:val="none" w:color="auto" w:sz="0" w:space="0"/>
-                <w:cs/>
-                <w:lang w:val="th-TH" w:bidi="th-TH"/>
-              </w:rPr>
-              <w:t xml:space="preserve">นิมิต </w:t>
-            </w:r>
-            <w:r>
-              <w:rPr>
-                <w:rFonts w:hint="default" w:ascii="Leelawadee UI" w:hAnsi="Leelawadee UI" w:eastAsia="Leelawadee UI" w:cs="Leelawadee UI"/>
-                <w:b/>
-                <w:bCs/>
-                <w:color w:val="26221A"/>
-                <w:sz w:val="20"/>
-                <w:szCs w:val="20"/>
-                <w:bdr w:val="none" w:color="auto" w:sz="0" w:space="0"/>
-              </w:rPr>
-              <w:t xml:space="preserve">/ </w:t>
-            </w:r>
-            <w:r>
-              <w:rPr>
-                <w:rFonts w:hint="default" w:ascii="Leelawadee UI" w:hAnsi="Leelawadee UI" w:eastAsia="Leelawadee UI" w:cs="Leelawadee UI"/>
-                <w:b/>
-                <w:bCs/>
-                <w:color w:val="26221A"/>
-                <w:sz w:val="20"/>
-                <w:szCs w:val="20"/>
-                <w:bdr w:val="none" w:color="auto" w:sz="0" w:space="0"/>
-                <w:cs/>
-                <w:lang w:val="th-TH" w:bidi="th-TH"/>
-              </w:rPr>
-              <w:t>การทรงเรียก</w:t>
-            </w:r>
-          </w:p>
-        </w:tc>
-        <w:tc>
-          <w:tcPr>
-            <w:tcW w:w="0" w:type="auto"/>
-            <w:gridSpan w:val="3"/>
             <w:tcBorders>
               <w:top w:val="single" w:color="8A7A55" w:sz="6" w:space="0"/>
               <w:left w:val="single" w:color="8A7A55" w:sz="6" w:space="0"/>
@@ -6233,7 +6031,238 @@
               <w:keepLines w:val="0"/>
               <w:widowControl/>
               <w:suppressLineNumbers w:val="0"/>
-              <w:spacing w:line="21" w:lineRule="atLeast"/>
+              <w:spacing w:line="26" w:lineRule="atLeast"/>
+              <w:jc w:val="center"/>
+              <w:textAlignment w:val="center"/>
+              <w:rPr>
+                <w:rFonts w:hint="default" w:ascii="Leelawadee UI" w:hAnsi="Leelawadee UI" w:eastAsia="Leelawadee UI" w:cs="Leelawadee UI"/>
+                <w:b/>
+                <w:bCs/>
+                <w:color w:val="26221A"/>
+                <w:sz w:val="20"/>
+                <w:szCs w:val="20"/>
+              </w:rPr>
+            </w:pPr>
+            <w:r>
+              <w:rPr>
+                <w:rFonts w:hint="default" w:ascii="Leelawadee UI" w:hAnsi="Leelawadee UI" w:eastAsia="Leelawadee UI" w:cs="Leelawadee UI"/>
+                <w:b/>
+                <w:bCs/>
+                <w:color w:val="26221A"/>
+                <w:sz w:val="20"/>
+                <w:szCs w:val="20"/>
+                <w:bdr w:val="none" w:color="auto" w:sz="0" w:space="0"/>
+                <w:cs/>
+                <w:lang w:val="th-TH" w:bidi="th-TH"/>
+              </w:rPr>
+              <w:t>ของประทาน</w:t>
+            </w:r>
+          </w:p>
+        </w:tc>
+        <w:tc>
+          <w:tcPr>
+            <w:tcW w:w="0" w:type="auto"/>
+            <w:gridSpan w:val="3"/>
+            <w:tcBorders>
+              <w:top w:val="single" w:color="8A7A55" w:sz="6" w:space="0"/>
+              <w:left w:val="single" w:color="8A7A55" w:sz="6" w:space="0"/>
+              <w:bottom w:val="single" w:color="8A7A55" w:sz="6" w:space="0"/>
+              <w:right w:val="single" w:color="8A7A55" w:sz="6" w:space="0"/>
+            </w:tcBorders>
+            <w:shd w:val="clear"/>
+            <w:tcMar>
+              <w:top w:w="100" w:type="dxa"/>
+              <w:left w:w="140" w:type="dxa"/>
+              <w:bottom w:w="100" w:type="dxa"/>
+              <w:right w:w="140" w:type="dxa"/>
+            </w:tcMar>
+            <w:vAlign w:val="center"/>
+          </w:tcPr>
+          <w:p>
+            <w:pPr>
+              <w:rPr>
+                <w:rFonts w:hint="default" w:ascii="Leelawadee UI" w:hAnsi="Leelawadee UI" w:eastAsia="Leelawadee UI" w:cs="Leelawadee UI"/>
+                <w:color w:val="26221A"/>
+                <w:sz w:val="20"/>
+                <w:szCs w:val="20"/>
+              </w:rPr>
+            </w:pPr>
+          </w:p>
+        </w:tc>
+      </w:tr>
+      <w:tr>
+        <w:tblPrEx>
+          <w:tblBorders>
+            <w:top w:val="none" w:color="auto" w:sz="0" w:space="0"/>
+            <w:left w:val="none" w:color="auto" w:sz="0" w:space="0"/>
+            <w:bottom w:val="none" w:color="auto" w:sz="0" w:space="0"/>
+            <w:right w:val="none" w:color="auto" w:sz="0" w:space="0"/>
+            <w:insideH w:val="none" w:color="auto" w:sz="0" w:space="0"/>
+            <w:insideV w:val="none" w:color="auto" w:sz="0" w:space="0"/>
+          </w:tblBorders>
+          <w:shd w:val="clear"/>
+          <w:tblCellMar>
+            <w:top w:w="15" w:type="dxa"/>
+            <w:left w:w="15" w:type="dxa"/>
+            <w:bottom w:w="15" w:type="dxa"/>
+            <w:right w:w="15" w:type="dxa"/>
+          </w:tblCellMar>
+        </w:tblPrEx>
+        <w:trPr>
+          <w:trHeight w:val="680" w:hRule="atLeast"/>
+        </w:trPr>
+        <w:tc>
+          <w:tcPr>
+            <w:tcW w:w="800" w:type="pct"/>
+            <w:tcBorders>
+              <w:top w:val="single" w:color="8A7A55" w:sz="6" w:space="0"/>
+              <w:left w:val="single" w:color="8A7A55" w:sz="6" w:space="0"/>
+              <w:bottom w:val="single" w:color="8A7A55" w:sz="6" w:space="0"/>
+              <w:right w:val="single" w:color="8A7A55" w:sz="6" w:space="0"/>
+            </w:tcBorders>
+            <w:shd w:val="clear" w:color="auto" w:fill="F8F4E8"/>
+            <w:tcMar>
+              <w:top w:w="100" w:type="dxa"/>
+              <w:left w:w="140" w:type="dxa"/>
+              <w:bottom w:w="100" w:type="dxa"/>
+              <w:right w:w="140" w:type="dxa"/>
+            </w:tcMar>
+            <w:vAlign w:val="center"/>
+          </w:tcPr>
+          <w:p>
+            <w:pPr>
+              <w:keepNext w:val="0"/>
+              <w:keepLines w:val="0"/>
+              <w:widowControl/>
+              <w:suppressLineNumbers w:val="0"/>
+              <w:spacing w:line="26" w:lineRule="atLeast"/>
+              <w:jc w:val="center"/>
+              <w:textAlignment w:val="center"/>
+              <w:rPr>
+                <w:rFonts w:hint="default" w:ascii="Leelawadee UI" w:hAnsi="Leelawadee UI" w:eastAsia="Leelawadee UI" w:cs="Leelawadee UI"/>
+                <w:b/>
+                <w:bCs/>
+                <w:color w:val="26221A"/>
+                <w:sz w:val="20"/>
+                <w:szCs w:val="20"/>
+              </w:rPr>
+            </w:pPr>
+            <w:r>
+              <w:rPr>
+                <w:rFonts w:hint="default" w:ascii="Leelawadee UI" w:hAnsi="Leelawadee UI" w:eastAsia="Leelawadee UI" w:cs="Leelawadee UI"/>
+                <w:b/>
+                <w:bCs/>
+                <w:color w:val="26221A"/>
+                <w:sz w:val="20"/>
+                <w:szCs w:val="20"/>
+                <w:bdr w:val="none" w:color="auto" w:sz="0" w:space="0"/>
+                <w:cs/>
+                <w:lang w:val="th-TH" w:bidi="th-TH"/>
+              </w:rPr>
+              <w:t xml:space="preserve">นิมิต </w:t>
+            </w:r>
+            <w:r>
+              <w:rPr>
+                <w:rFonts w:hint="default" w:ascii="Leelawadee UI" w:hAnsi="Leelawadee UI" w:eastAsia="Leelawadee UI" w:cs="Leelawadee UI"/>
+                <w:b/>
+                <w:bCs/>
+                <w:color w:val="26221A"/>
+                <w:sz w:val="20"/>
+                <w:szCs w:val="20"/>
+                <w:bdr w:val="none" w:color="auto" w:sz="0" w:space="0"/>
+              </w:rPr>
+              <w:t xml:space="preserve">/ </w:t>
+            </w:r>
+            <w:r>
+              <w:rPr>
+                <w:rFonts w:hint="default" w:ascii="Leelawadee UI" w:hAnsi="Leelawadee UI" w:eastAsia="Leelawadee UI" w:cs="Leelawadee UI"/>
+                <w:b/>
+                <w:bCs/>
+                <w:color w:val="26221A"/>
+                <w:sz w:val="20"/>
+                <w:szCs w:val="20"/>
+                <w:bdr w:val="none" w:color="auto" w:sz="0" w:space="0"/>
+                <w:cs/>
+                <w:lang w:val="th-TH" w:bidi="th-TH"/>
+              </w:rPr>
+              <w:t>การทรงเรียก</w:t>
+            </w:r>
+          </w:p>
+        </w:tc>
+        <w:tc>
+          <w:tcPr>
+            <w:tcW w:w="0" w:type="auto"/>
+            <w:gridSpan w:val="3"/>
+            <w:tcBorders>
+              <w:top w:val="single" w:color="8A7A55" w:sz="6" w:space="0"/>
+              <w:left w:val="single" w:color="8A7A55" w:sz="6" w:space="0"/>
+              <w:bottom w:val="single" w:color="8A7A55" w:sz="6" w:space="0"/>
+              <w:right w:val="single" w:color="8A7A55" w:sz="6" w:space="0"/>
+            </w:tcBorders>
+            <w:shd w:val="clear"/>
+            <w:tcMar>
+              <w:top w:w="100" w:type="dxa"/>
+              <w:left w:w="140" w:type="dxa"/>
+              <w:bottom w:w="100" w:type="dxa"/>
+              <w:right w:w="140" w:type="dxa"/>
+            </w:tcMar>
+            <w:vAlign w:val="center"/>
+          </w:tcPr>
+          <w:p>
+            <w:pPr>
+              <w:rPr>
+                <w:rFonts w:hint="default" w:ascii="Leelawadee UI" w:hAnsi="Leelawadee UI" w:eastAsia="Leelawadee UI" w:cs="Leelawadee UI"/>
+                <w:color w:val="26221A"/>
+                <w:sz w:val="20"/>
+                <w:szCs w:val="20"/>
+              </w:rPr>
+            </w:pPr>
+          </w:p>
+        </w:tc>
+      </w:tr>
+      <w:tr>
+        <w:tblPrEx>
+          <w:tblBorders>
+            <w:top w:val="none" w:color="auto" w:sz="0" w:space="0"/>
+            <w:left w:val="none" w:color="auto" w:sz="0" w:space="0"/>
+            <w:bottom w:val="none" w:color="auto" w:sz="0" w:space="0"/>
+            <w:right w:val="none" w:color="auto" w:sz="0" w:space="0"/>
+            <w:insideH w:val="none" w:color="auto" w:sz="0" w:space="0"/>
+            <w:insideV w:val="none" w:color="auto" w:sz="0" w:space="0"/>
+          </w:tblBorders>
+          <w:shd w:val="clear"/>
+          <w:tblCellMar>
+            <w:top w:w="15" w:type="dxa"/>
+            <w:left w:w="15" w:type="dxa"/>
+            <w:bottom w:w="15" w:type="dxa"/>
+            <w:right w:w="15" w:type="dxa"/>
+          </w:tblCellMar>
+        </w:tblPrEx>
+        <w:tc>
+          <w:tcPr>
+            <w:tcW w:w="800" w:type="pct"/>
+            <w:tcBorders>
+              <w:top w:val="single" w:color="8A7A55" w:sz="6" w:space="0"/>
+              <w:left w:val="single" w:color="8A7A55" w:sz="6" w:space="0"/>
+              <w:bottom w:val="single" w:color="8A7A55" w:sz="6" w:space="0"/>
+              <w:right w:val="single" w:color="8A7A55" w:sz="6" w:space="0"/>
+            </w:tcBorders>
+            <w:shd w:val="clear" w:color="auto" w:fill="F8F4E8"/>
+            <w:tcMar>
+              <w:top w:w="100" w:type="dxa"/>
+              <w:left w:w="140" w:type="dxa"/>
+              <w:bottom w:w="100" w:type="dxa"/>
+              <w:right w:w="140" w:type="dxa"/>
+            </w:tcMar>
+            <w:vAlign w:val="center"/>
+          </w:tcPr>
+          <w:p>
+            <w:pPr>
+              <w:keepNext w:val="0"/>
+              <w:keepLines w:val="0"/>
+              <w:widowControl/>
+              <w:suppressLineNumbers w:val="0"/>
+              <w:spacing w:line="26" w:lineRule="atLeast"/>
               <w:jc w:val="center"/>
               <w:textAlignment w:val="center"/>
               <w:rPr>
@@ -6300,7 +6329,7 @@
         <w:keepLines w:val="0"/>
         <w:widowControl/>
         <w:suppressLineNumbers w:val="0"/>
-        <w:spacing w:line="21" w:lineRule="atLeast"/>
+        <w:spacing w:line="26" w:lineRule="atLeast"/>
       </w:pPr>
       <w:r>
         <w:rPr>
@@ -6391,7 +6420,7 @@
               <w:keepLines w:val="0"/>
               <w:widowControl/>
               <w:suppressLineNumbers w:val="0"/>
-              <w:spacing w:line="21" w:lineRule="atLeast"/>
+              <w:spacing w:line="26" w:lineRule="atLeast"/>
               <w:jc w:val="left"/>
               <w:textAlignment w:val="top"/>
               <w:rPr>
@@ -6417,12 +6446,12 @@
     </w:tbl>
     <w:p>
       <w:pPr>
-        <w:pStyle w:val="17"/>
+        <w:pStyle w:val="12"/>
         <w:keepNext w:val="0"/>
         <w:keepLines w:val="0"/>
         <w:widowControl/>
         <w:suppressLineNumbers w:val="0"/>
-        <w:spacing w:line="21" w:lineRule="atLeast"/>
+        <w:spacing w:line="26" w:lineRule="atLeast"/>
       </w:pPr>
       <w:r>
         <w:rPr>
@@ -6460,7 +6489,7 @@
         <w:keepLines w:val="0"/>
         <w:widowControl/>
         <w:suppressLineNumbers w:val="0"/>
-        <w:spacing w:after="0" w:afterAutospacing="1" w:line="21" w:lineRule="atLeast"/>
+        <w:spacing w:after="0" w:afterAutospacing="1" w:line="26" w:lineRule="atLeast"/>
         <w:ind w:left="0" w:right="0"/>
       </w:pPr>
       <w:r>
@@ -6528,7 +6557,7 @@
         <w:pBdr>
           <w:top w:val="single" w:color="8A6A1F" w:sz="12" w:space="6"/>
         </w:pBdr>
-        <w:spacing w:before="280" w:beforeAutospacing="0" w:after="0" w:afterAutospacing="0" w:line="21" w:lineRule="atLeast"/>
+        <w:spacing w:before="280" w:beforeAutospacing="0" w:after="0" w:afterAutospacing="0" w:line="26" w:lineRule="atLeast"/>
         <w:ind w:left="0" w:right="0"/>
         <w:jc w:val="center"/>
         <w:rPr>
@@ -6802,7 +6831,7 @@
     <w:lsdException w:qFormat="1" w:unhideWhenUsed="0" w:uiPriority="0" w:semiHidden="0" w:name="Title"/>
     <w:lsdException w:unhideWhenUsed="0" w:uiPriority="0" w:semiHidden="0" w:name="Closing"/>
     <w:lsdException w:unhideWhenUsed="0" w:uiPriority="0" w:semiHidden="0" w:name="Signature"/>
-    <w:lsdException w:qFormat="1" w:unhideWhenUsed="0" w:uiPriority="0" w:name="Default Paragraph Font"/>
+    <w:lsdException w:unhideWhenUsed="0" w:uiPriority="0" w:name="Default Paragraph Font"/>
     <w:lsdException w:unhideWhenUsed="0" w:uiPriority="0" w:semiHidden="0" w:name="Body Text"/>
     <w:lsdException w:unhideWhenUsed="0" w:uiPriority="0" w:semiHidden="0" w:name="Body Text Indent"/>
     <w:lsdException w:unhideWhenUsed="0" w:uiPriority="0" w:semiHidden="0" w:name="List Continue"/>
@@ -6840,7 +6869,7 @@
     <w:lsdException w:unhideWhenUsed="0" w:uiPriority="0" w:semiHidden="0" w:name="HTML Sample"/>
     <w:lsdException w:unhideWhenUsed="0" w:uiPriority="0" w:semiHidden="0" w:name="HTML Typewriter"/>
     <w:lsdException w:unhideWhenUsed="0" w:uiPriority="0" w:semiHidden="0" w:name="HTML Variable"/>
-    <w:lsdException w:qFormat="1" w:unhideWhenUsed="0" w:uiPriority="0" w:name="Normal Table"/>
+    <w:lsdException w:unhideWhenUsed="0" w:uiPriority="0" w:name="Normal Table"/>
     <w:lsdException w:unhideWhenUsed="0" w:uiPriority="0" w:semiHidden="0" w:name="annotation subject"/>
     <w:lsdException w:unhideWhenUsed="0" w:uiPriority="0" w:semiHidden="0" w:name="Table Simple 1"/>
     <w:lsdException w:unhideWhenUsed="0" w:uiPriority="0" w:semiHidden="0" w:name="Table Simple 2"/>
@@ -7139,13 +7168,11 @@
   <w:style w:type="character" w:default="1" w:styleId="11">
     <w:name w:val="Default Paragraph Font"/>
     <w:semiHidden/>
-    <w:qFormat/>
     <w:uiPriority w:val="0"/>
   </w:style>
   <w:style w:type="table" w:default="1" w:styleId="10">
     <w:name w:val="Normal Table"/>
     <w:semiHidden/>
-    <w:qFormat/>
     <w:uiPriority w:val="0"/>
     <w:tblPr>
       <w:tblCellMar>
@@ -7205,19 +7232,36 @@
     </w:rPr>
   </w:style>
   <w:style w:type="paragraph" w:customStyle="1" w:styleId="12">
-    <w:name w:val="big"/>
+    <w:name w:val="note"/>
     <w:basedOn w:val="1"/>
     <w:uiPriority w:val="0"/>
     <w:pPr>
+      <w:spacing w:before="80" w:beforeAutospacing="0" w:after="0" w:afterAutospacing="0"/>
+      <w:ind w:left="0" w:right="0"/>
       <w:jc w:val="left"/>
-      <w:textAlignment w:val="top"/>
+    </w:pPr>
+    <w:rPr>
+      <w:color w:val="6B5D40"/>
+      <w:kern w:val="0"/>
+      <w:sz w:val="18"/>
+      <w:szCs w:val="18"/>
+      <w:lang w:val="en-US" w:eastAsia="zh-CN" w:bidi="ar"/>
+    </w:rPr>
+  </w:style>
+  <w:style w:type="paragraph" w:customStyle="1" w:styleId="13">
+    <w:name w:val="chk"/>
+    <w:basedOn w:val="1"/>
+    <w:uiPriority w:val="0"/>
+    <w:pPr>
+      <w:spacing w:line="28" w:lineRule="atLeast"/>
+      <w:jc w:val="left"/>
     </w:pPr>
     <w:rPr>
       <w:kern w:val="0"/>
       <w:lang w:val="en-US" w:eastAsia="zh-CN" w:bidi="ar"/>
     </w:rPr>
   </w:style>
-  <w:style w:type="paragraph" w:customStyle="1" w:styleId="13">
+  <w:style w:type="paragraph" w:customStyle="1" w:styleId="14">
     <w:name w:val="en"/>
     <w:basedOn w:val="1"/>
     <w:uiPriority w:val="0"/>
@@ -7234,7 +7278,7 @@
       <w:lang w:val="en-US" w:eastAsia="zh-CN" w:bidi="ar"/>
     </w:rPr>
   </w:style>
-  <w:style w:type="paragraph" w:customStyle="1" w:styleId="14">
+  <w:style w:type="paragraph" w:customStyle="1" w:styleId="15">
     <w:name w:val="doc"/>
     <w:basedOn w:val="1"/>
     <w:uiPriority w:val="0"/>
@@ -7252,7 +7296,7 @@
       <w:lang w:val="en-US" w:eastAsia="zh-CN" w:bidi="ar"/>
     </w:rPr>
   </w:style>
-  <w:style w:type="paragraph" w:customStyle="1" w:styleId="15">
+  <w:style w:type="paragraph" w:customStyle="1" w:styleId="16">
     <w:name w:val="foot"/>
     <w:basedOn w:val="1"/>
     <w:uiPriority w:val="0"/>
@@ -7271,33 +7315,16 @@
       <w:lang w:val="en-US" w:eastAsia="zh-CN" w:bidi="ar"/>
     </w:rPr>
   </w:style>
-  <w:style w:type="paragraph" w:customStyle="1" w:styleId="16">
-    <w:name w:val="chk"/>
+  <w:style w:type="paragraph" w:customStyle="1" w:styleId="17">
+    <w:name w:val="big"/>
     <w:basedOn w:val="1"/>
     <w:uiPriority w:val="0"/>
     <w:pPr>
-      <w:spacing w:line="23" w:lineRule="atLeast"/>
       <w:jc w:val="left"/>
+      <w:textAlignment w:val="top"/>
     </w:pPr>
     <w:rPr>
       <w:kern w:val="0"/>
-      <w:lang w:val="en-US" w:eastAsia="zh-CN" w:bidi="ar"/>
-    </w:rPr>
-  </w:style>
-  <w:style w:type="paragraph" w:customStyle="1" w:styleId="17">
-    <w:name w:val="note"/>
-    <w:basedOn w:val="1"/>
-    <w:uiPriority w:val="0"/>
-    <w:pPr>
-      <w:spacing w:before="80" w:beforeAutospacing="0" w:after="0" w:afterAutospacing="0"/>
-      <w:ind w:left="0" w:right="0"/>
-      <w:jc w:val="left"/>
-    </w:pPr>
-    <w:rPr>
-      <w:color w:val="6B5D40"/>
-      <w:kern w:val="0"/>
-      <w:sz w:val="18"/>
-      <w:szCs w:val="18"/>
       <w:lang w:val="en-US" w:eastAsia="zh-CN" w:bidi="ar"/>
     </w:rPr>
   </w:style>
